--- a/data/thoi_trang.docx
+++ b/data/thoi_trang.docx
@@ -1264,8 +1264,27 @@
       <w:r>
         <w:t>Nên giặt bằng nước lạnh để giữ độ bền sợi vải lâu nhất.</w:t>
       </w:r>
+    </w:p>
+    <w:p/>
+    <w:p>
+      <w:pPr>
+        <w:pStyle w:val="Heading1"/>
+      </w:pPr>
+      <w:r>
+        <w:t>Câu hỏi FAQ</w:t>
+      </w:r>
+    </w:p>
+    <w:p>
+      <w:r>
+        <w:t>Câu hỏi: Sản phẩm(áo, quần, cái,….) hôm qua(hôm bửa, hôm nọ, hôm kia, lần trước,….) là bao nhiêu tiền vậy?</w:t>
+      </w:r>
       <w:bookmarkStart w:id="0" w:name="_GoBack"/>
       <w:bookmarkEnd w:id="0"/>
+    </w:p>
+    <w:p>
+      <w:r>
+        <w:t>Trả lời: Dạ cho em hỏi lại là sản phẩm tên là gì ạ.</w:t>
+      </w:r>
     </w:p>
     <w:p/>
     <w:sectPr>
@@ -3508,7 +3527,7 @@
 </file>
 
 <file path=customXml/itemProps1.xml><?xml version="1.0" encoding="utf-8"?>
-<ds:datastoreItem xmlns:ds="http://schemas.openxmlformats.org/officeDocument/2006/customXml" ds:itemID="{F08D1974-296D-46DA-BB3A-6A353F3ED2AC}">
+<ds:datastoreItem xmlns:ds="http://schemas.openxmlformats.org/officeDocument/2006/customXml" ds:itemID="{52E789A3-66AD-45C2-919A-2A2E11200A97}">
   <ds:schemaRefs>
     <ds:schemaRef ds:uri="http://schemas.openxmlformats.org/officeDocument/2006/bibliography"/>
   </ds:schemaRefs>

--- a/data/thoi_trang.docx
+++ b/data/thoi_trang.docx
@@ -1193,93 +1193,105 @@
         <w:t xml:space="preserve"> Nếu thông số nằm giữa 2 size, ưu tiên chọn size theo cân nặng để mặc thoải mái hơn.</w:t>
       </w:r>
     </w:p>
-    <w:p/>
     <w:p>
       <w:pPr>
         <w:pStyle w:val="Heading1"/>
       </w:pPr>
       <w:r>
-        <w:t>Chính sách đổi trả:</w:t>
-      </w:r>
-    </w:p>
-    <w:p>
-      <w:r>
-        <w:t>Thời hạn: Trong vòng 7 ngày kể từ khi nhận hàng.</w:t>
-      </w:r>
-    </w:p>
-    <w:p>
-      <w:r>
-        <w:t>Điều kiện: Sản phẩm còn nguyên tem mác, chưa qua sử dụng, chưa giặt ủi.</w:t>
-      </w:r>
-    </w:p>
-    <w:p>
-      <w:r>
-        <w:t>Quy trình: Khách hàng liên hệ với shop qua tin nhắn, gửi ảnh lỗi hoặc lý do đổi, shop sẽ hướng dẫn địa chỉ gửi hàng.</w:t>
-      </w:r>
-    </w:p>
-    <w:p/>
-    <w:p>
-      <w:pPr>
-        <w:pStyle w:val="Heading1"/>
-      </w:pPr>
-      <w:r>
-        <w:t>Thông tin giao hàng:</w:t>
-      </w:r>
-    </w:p>
-    <w:p>
-      <w:r>
-        <w:t>Đơn nội thành: 1-2 ngày làm việc.</w:t>
-      </w:r>
-    </w:p>
-    <w:p>
-      <w:r>
-        <w:t>Đơn ngoại tỉnh: 3-5 ngày làm việc.</w:t>
-      </w:r>
-    </w:p>
-    <w:p>
-      <w:r>
-        <w:t>Quyền lợi: Khách hàng được kiểm tra hàng trước khi thanh toán.</w:t>
-      </w:r>
-    </w:p>
-    <w:p/>
-    <w:p>
-      <w:pPr>
-        <w:pStyle w:val="Heading1"/>
-      </w:pPr>
-      <w:r>
-        <w:t>Hướng dẫn giặt ủi chung (Cho sản phẩm vải cotton/nỉ):</w:t>
-      </w:r>
-    </w:p>
-    <w:p>
-      <w:r>
-        <w:t>Luôn lộn trái sản phẩm trước khi cho vào máy giặt.</w:t>
-      </w:r>
-    </w:p>
-    <w:p>
-      <w:r>
-        <w:t>Không sử dụng chất tẩy mạnh trực tiếp lên vải.</w:t>
-      </w:r>
-    </w:p>
-    <w:p>
-      <w:r>
-        <w:t>Nên giặt bằng nước lạnh để giữ độ bền sợi vải lâu nhất.</w:t>
-      </w:r>
-    </w:p>
-    <w:p/>
-    <w:p>
-      <w:pPr>
-        <w:pStyle w:val="Heading1"/>
-      </w:pPr>
-      <w:r>
-        <w:t>Câu hỏi FAQ</w:t>
-      </w:r>
-    </w:p>
-    <w:p>
-      <w:r>
-        <w:t>Câu hỏi: Sản phẩm(áo, quần, cái,….) hôm qua(hôm bửa, hôm nọ, hôm kia, lần trước,….) là bao nhiêu tiền vậy?</w:t>
+        <w:t>DANH SÁCH SẢN PHẨM HIỆN CÓ</w:t>
+      </w:r>
+    </w:p>
+    <w:p>
+      <w:r>
+        <w:t>Áo thun cổ V, Áo Sơ Mi Limen, Áo Polo Khóa Kéo, Áo Hoodie nỉ Bông.</w:t>
       </w:r>
       <w:bookmarkStart w:id="0" w:name="_GoBack"/>
       <w:bookmarkEnd w:id="0"/>
+    </w:p>
+    <w:p>
+      <w:pPr>
+        <w:pStyle w:val="Heading1"/>
+      </w:pPr>
+      <w:r>
+        <w:t>Chính sách đổi trả:</w:t>
+      </w:r>
+    </w:p>
+    <w:p>
+      <w:r>
+        <w:t>Thời hạn: Trong vòng 7 ngày kể từ khi nhận hàng.</w:t>
+      </w:r>
+    </w:p>
+    <w:p>
+      <w:r>
+        <w:t>Điều kiện: Sản phẩm còn nguyên tem mác, chưa qua sử dụng, chưa giặt ủi.</w:t>
+      </w:r>
+    </w:p>
+    <w:p>
+      <w:r>
+        <w:t>Quy trình: Khách hàng liên hệ với shop qua tin nhắn, gửi ảnh lỗi hoặc lý do đổi, shop sẽ hướng dẫn địa chỉ gửi hàng.</w:t>
+      </w:r>
+    </w:p>
+    <w:p/>
+    <w:p>
+      <w:pPr>
+        <w:pStyle w:val="Heading1"/>
+      </w:pPr>
+      <w:r>
+        <w:t>Thông tin giao hàng:</w:t>
+      </w:r>
+    </w:p>
+    <w:p>
+      <w:r>
+        <w:t>Đơn nội thành: 1-2 ngày làm việc.</w:t>
+      </w:r>
+    </w:p>
+    <w:p>
+      <w:r>
+        <w:t>Đơn ngoại tỉnh: 3-5 ngày làm việc.</w:t>
+      </w:r>
+    </w:p>
+    <w:p>
+      <w:r>
+        <w:t>Quyền lợi: Khách hàng được kiểm tra hàng trước khi thanh toán.</w:t>
+      </w:r>
+    </w:p>
+    <w:p/>
+    <w:p>
+      <w:pPr>
+        <w:pStyle w:val="Heading1"/>
+      </w:pPr>
+      <w:r>
+        <w:t>Hướng dẫn giặt ủi chung (Cho sản phẩm vải cotton/nỉ):</w:t>
+      </w:r>
+    </w:p>
+    <w:p>
+      <w:r>
+        <w:t>Luôn lộn trái sản phẩm trước khi cho vào máy giặt.</w:t>
+      </w:r>
+    </w:p>
+    <w:p>
+      <w:r>
+        <w:t>Không sử dụng chất tẩy mạnh trực tiếp lên vải.</w:t>
+      </w:r>
+    </w:p>
+    <w:p>
+      <w:r>
+        <w:t>Nên giặt bằng nước lạnh để giữ độ bền sợi vải lâu nhất.</w:t>
+      </w:r>
+    </w:p>
+    <w:p/>
+    <w:p>
+      <w:pPr>
+        <w:pStyle w:val="Heading1"/>
+      </w:pPr>
+      <w:r>
+        <w:t>Câu hỏi FAQ</w:t>
+      </w:r>
+    </w:p>
+    <w:p>
+      <w:r>
+        <w:t>Câu hỏi: Sản phẩm(áo, quần, cái,….) hôm qua(hôm bửa, hôm nọ, hôm kia, lần trước,….) là bao nhiêu tiền vậy?</w:t>
+      </w:r>
     </w:p>
     <w:p>
       <w:r>
@@ -3527,7 +3539,7 @@
 </file>
 
 <file path=customXml/itemProps1.xml><?xml version="1.0" encoding="utf-8"?>
-<ds:datastoreItem xmlns:ds="http://schemas.openxmlformats.org/officeDocument/2006/customXml" ds:itemID="{52E789A3-66AD-45C2-919A-2A2E11200A97}">
+<ds:datastoreItem xmlns:ds="http://schemas.openxmlformats.org/officeDocument/2006/customXml" ds:itemID="{0CA482CE-F76A-4172-93DE-69E5FA85B1AF}">
   <ds:schemaRefs>
     <ds:schemaRef ds:uri="http://schemas.openxmlformats.org/officeDocument/2006/bibliography"/>
   </ds:schemaRefs>

--- a/data/thoi_trang.docx
+++ b/data/thoi_trang.docx
@@ -1203,10 +1203,21 @@
     </w:p>
     <w:p>
       <w:r>
-        <w:t>Áo thun cổ V, Áo Sơ Mi Limen, Áo Polo Khóa Kéo, Áo Hoodie nỉ Bông.</w:t>
+        <w:t>Câu hỏi: bên em(shop, bạn, anh, chị,…) có bán các sản phẩm(áo, quần, cái,…) nào vậ</w:t>
       </w:r>
       <w:bookmarkStart w:id="0" w:name="_GoBack"/>
       <w:bookmarkEnd w:id="0"/>
+      <w:r>
+        <w:t>y?</w:t>
+      </w:r>
+    </w:p>
+    <w:p>
+      <w:r>
+        <w:t xml:space="preserve">Trả lời: </w:t>
+      </w:r>
+      <w:r>
+        <w:t>Áo thun cổ V, Áo Sơ Mi Limen, Áo Polo Khóa Kéo, Áo Hoodie nỉ Bông.</w:t>
+      </w:r>
     </w:p>
     <w:p>
       <w:pPr>
@@ -1295,6 +1306,7 @@
     </w:p>
     <w:p>
       <w:r>
+        <w:lastRenderedPageBreak/>
         <w:t>Trả lời: Dạ cho em hỏi lại là sản phẩm tên là gì ạ.</w:t>
       </w:r>
     </w:p>
@@ -3539,7 +3551,7 @@
 </file>
 
 <file path=customXml/itemProps1.xml><?xml version="1.0" encoding="utf-8"?>
-<ds:datastoreItem xmlns:ds="http://schemas.openxmlformats.org/officeDocument/2006/customXml" ds:itemID="{0CA482CE-F76A-4172-93DE-69E5FA85B1AF}">
+<ds:datastoreItem xmlns:ds="http://schemas.openxmlformats.org/officeDocument/2006/customXml" ds:itemID="{9E83F14E-5A28-4973-955F-CEAE59CC2437}">
   <ds:schemaRefs>
     <ds:schemaRef ds:uri="http://schemas.openxmlformats.org/officeDocument/2006/bibliography"/>
   </ds:schemaRefs>

--- a/data/thoi_trang.docx
+++ b/data/thoi_trang.docx
@@ -1203,12 +1203,18 @@
     </w:p>
     <w:p>
       <w:r>
-        <w:t>Câu hỏi: bên em(shop, bạn, anh, chị,…) có bán các sản phẩm(áo, quần, cái,…) nào vậ</w:t>
+        <w:t>Câu hỏi: bên em(shop, bạn, anh, chị,…) có bán các sản phẩm(áo, quần, cái,</w:t>
+      </w:r>
+      <w:r>
+        <w:t xml:space="preserve"> loại,</w:t>
+      </w:r>
+      <w:r>
+        <w:t xml:space="preserve"> cái gì,</w:t>
       </w:r>
       <w:bookmarkStart w:id="0" w:name="_GoBack"/>
       <w:bookmarkEnd w:id="0"/>
       <w:r>
-        <w:t>y?</w:t>
+        <w:t>…) nào vậy?</w:t>
       </w:r>
     </w:p>
     <w:p>
@@ -3551,7 +3557,7 @@
 </file>
 
 <file path=customXml/itemProps1.xml><?xml version="1.0" encoding="utf-8"?>
-<ds:datastoreItem xmlns:ds="http://schemas.openxmlformats.org/officeDocument/2006/customXml" ds:itemID="{9E83F14E-5A28-4973-955F-CEAE59CC2437}">
+<ds:datastoreItem xmlns:ds="http://schemas.openxmlformats.org/officeDocument/2006/customXml" ds:itemID="{9C7CD56E-D509-4E7C-BFFE-D9722384B64A}">
   <ds:schemaRefs>
     <ds:schemaRef ds:uri="http://schemas.openxmlformats.org/officeDocument/2006/bibliography"/>
   </ds:schemaRefs>

--- a/data/thoi_trang.docx
+++ b/data/thoi_trang.docx
@@ -1211,11 +1211,14 @@
       <w:r>
         <w:t xml:space="preserve"> cái gì,</w:t>
       </w:r>
+      <w:r>
+        <w:t xml:space="preserve"> sp</w:t>
+      </w:r>
+      <w:r>
+        <w:t>…) nào vậy?</w:t>
+      </w:r>
       <w:bookmarkStart w:id="0" w:name="_GoBack"/>
       <w:bookmarkEnd w:id="0"/>
-      <w:r>
-        <w:t>…) nào vậy?</w:t>
-      </w:r>
     </w:p>
     <w:p>
       <w:r>
@@ -3557,7 +3560,7 @@
 </file>
 
 <file path=customXml/itemProps1.xml><?xml version="1.0" encoding="utf-8"?>
-<ds:datastoreItem xmlns:ds="http://schemas.openxmlformats.org/officeDocument/2006/customXml" ds:itemID="{9C7CD56E-D509-4E7C-BFFE-D9722384B64A}">
+<ds:datastoreItem xmlns:ds="http://schemas.openxmlformats.org/officeDocument/2006/customXml" ds:itemID="{5B42A7F4-B89B-472A-9C7D-498D3D70E9C5}">
   <ds:schemaRefs>
     <ds:schemaRef ds:uri="http://schemas.openxmlformats.org/officeDocument/2006/bibliography"/>
   </ds:schemaRefs>

--- a/data/thoi_trang.docx
+++ b/data/thoi_trang.docx
@@ -1203,22 +1203,31 @@
     </w:p>
     <w:p>
       <w:r>
-        <w:t>Câu hỏi: bên em(shop, bạn, anh, chị,…) có bán các sản phẩm(áo, quần, cái,</w:t>
-      </w:r>
-      <w:r>
-        <w:t xml:space="preserve"> loại,</w:t>
-      </w:r>
-      <w:r>
-        <w:t xml:space="preserve"> cái gì,</w:t>
-      </w:r>
-      <w:r>
-        <w:t xml:space="preserve"> sp</w:t>
-      </w:r>
-      <w:r>
-        <w:t>…) nào vậy?</w:t>
+        <w:t>Câu hỏi: bên em(shop, bạn, anh, chị,…) có bán</w:t>
+      </w:r>
+      <w:r>
+        <w:t>(bản, bàn,…</w:t>
       </w:r>
       <w:bookmarkStart w:id="0" w:name="_GoBack"/>
       <w:bookmarkEnd w:id="0"/>
+      <w:r>
+        <w:t>)</w:t>
+      </w:r>
+      <w:r>
+        <w:t xml:space="preserve"> các sản phẩm(áo, quần, cái,</w:t>
+      </w:r>
+      <w:r>
+        <w:t xml:space="preserve"> loại,</w:t>
+      </w:r>
+      <w:r>
+        <w:t xml:space="preserve"> cái gì,</w:t>
+      </w:r>
+      <w:r>
+        <w:t xml:space="preserve"> sp</w:t>
+      </w:r>
+      <w:r>
+        <w:t>…) nào vậy?</w:t>
+      </w:r>
     </w:p>
     <w:p>
       <w:r>
@@ -3560,7 +3569,7 @@
 </file>
 
 <file path=customXml/itemProps1.xml><?xml version="1.0" encoding="utf-8"?>
-<ds:datastoreItem xmlns:ds="http://schemas.openxmlformats.org/officeDocument/2006/customXml" ds:itemID="{5B42A7F4-B89B-472A-9C7D-498D3D70E9C5}">
+<ds:datastoreItem xmlns:ds="http://schemas.openxmlformats.org/officeDocument/2006/customXml" ds:itemID="{9FEC3E32-CAE8-4026-A782-9AA09F3858E1}">
   <ds:schemaRefs>
     <ds:schemaRef ds:uri="http://schemas.openxmlformats.org/officeDocument/2006/bibliography"/>
   </ds:schemaRefs>

--- a/data/thoi_trang.docx
+++ b/data/thoi_trang.docx
@@ -1206,36 +1206,45 @@
         <w:t>Câu hỏi: bên em(shop, bạn, anh, chị,…) có bán</w:t>
       </w:r>
       <w:r>
-        <w:t>(bản, bàn,…</w:t>
+        <w:t>(</w:t>
+      </w:r>
+      <w:r>
+        <w:t xml:space="preserve">có </w:t>
+      </w:r>
+      <w:r>
+        <w:t xml:space="preserve">bản, </w:t>
+      </w:r>
+      <w:r>
+        <w:t xml:space="preserve">có </w:t>
+      </w:r>
+      <w:r>
+        <w:t>bàn,…)</w:t>
+      </w:r>
+      <w:r>
+        <w:t xml:space="preserve"> các sản phẩm(áo, quần, cái,</w:t>
+      </w:r>
+      <w:r>
+        <w:t xml:space="preserve"> loại,</w:t>
+      </w:r>
+      <w:r>
+        <w:t xml:space="preserve"> cái gì,</w:t>
+      </w:r>
+      <w:r>
+        <w:t xml:space="preserve"> sp</w:t>
+      </w:r>
+      <w:r>
+        <w:t>…) nào vậy?</w:t>
+      </w:r>
+    </w:p>
+    <w:p>
+      <w:r>
+        <w:t xml:space="preserve">Trả lời: </w:t>
+      </w:r>
+      <w:r>
+        <w:t>Áo thun cổ V, Áo Sơ Mi Limen, Áo Polo Khóa Kéo, Áo Hoodie nỉ Bông.</w:t>
       </w:r>
       <w:bookmarkStart w:id="0" w:name="_GoBack"/>
       <w:bookmarkEnd w:id="0"/>
-      <w:r>
-        <w:t>)</w:t>
-      </w:r>
-      <w:r>
-        <w:t xml:space="preserve"> các sản phẩm(áo, quần, cái,</w:t>
-      </w:r>
-      <w:r>
-        <w:t xml:space="preserve"> loại,</w:t>
-      </w:r>
-      <w:r>
-        <w:t xml:space="preserve"> cái gì,</w:t>
-      </w:r>
-      <w:r>
-        <w:t xml:space="preserve"> sp</w:t>
-      </w:r>
-      <w:r>
-        <w:t>…) nào vậy?</w:t>
-      </w:r>
-    </w:p>
-    <w:p>
-      <w:r>
-        <w:t xml:space="preserve">Trả lời: </w:t>
-      </w:r>
-      <w:r>
-        <w:t>Áo thun cổ V, Áo Sơ Mi Limen, Áo Polo Khóa Kéo, Áo Hoodie nỉ Bông.</w:t>
-      </w:r>
     </w:p>
     <w:p>
       <w:pPr>
@@ -3569,7 +3578,7 @@
 </file>
 
 <file path=customXml/itemProps1.xml><?xml version="1.0" encoding="utf-8"?>
-<ds:datastoreItem xmlns:ds="http://schemas.openxmlformats.org/officeDocument/2006/customXml" ds:itemID="{9FEC3E32-CAE8-4026-A782-9AA09F3858E1}">
+<ds:datastoreItem xmlns:ds="http://schemas.openxmlformats.org/officeDocument/2006/customXml" ds:itemID="{1B7539AA-8DB8-4109-A95C-1DB06DC0C947}">
   <ds:schemaRefs>
     <ds:schemaRef ds:uri="http://schemas.openxmlformats.org/officeDocument/2006/bibliography"/>
   </ds:schemaRefs>

--- a/data/thoi_trang.docx
+++ b/data/thoi_trang.docx
@@ -1238,13 +1238,28 @@
     </w:p>
     <w:p>
       <w:r>
-        <w:t xml:space="preserve">Trả lời: </w:t>
-      </w:r>
-      <w:r>
-        <w:t>Áo thun cổ V, Áo Sơ Mi Limen, Áo Polo Khóa Kéo, Áo Hoodie nỉ Bông.</w:t>
+        <w:t>Trả lời:</w:t>
+      </w:r>
+      <w:r>
+        <w:t xml:space="preserve"> </w:t>
+      </w:r>
+      <w:r>
+        <w:t>C</w:t>
+      </w:r>
+      <w:r>
+        <w:t>ó bán:</w:t>
+      </w:r>
+      <w:r>
+        <w:t xml:space="preserve"> </w:t>
+      </w:r>
+      <w:r>
+        <w:t xml:space="preserve">Áo thun cổ </w:t>
       </w:r>
       <w:bookmarkStart w:id="0" w:name="_GoBack"/>
       <w:bookmarkEnd w:id="0"/>
+      <w:r>
+        <w:t>V, Áo Sơ Mi Limen, Áo Polo Khóa Kéo, Áo Hoodie nỉ Bông.</w:t>
+      </w:r>
     </w:p>
     <w:p>
       <w:pPr>
@@ -3578,7 +3593,7 @@
 </file>
 
 <file path=customXml/itemProps1.xml><?xml version="1.0" encoding="utf-8"?>
-<ds:datastoreItem xmlns:ds="http://schemas.openxmlformats.org/officeDocument/2006/customXml" ds:itemID="{1B7539AA-8DB8-4109-A95C-1DB06DC0C947}">
+<ds:datastoreItem xmlns:ds="http://schemas.openxmlformats.org/officeDocument/2006/customXml" ds:itemID="{DEFBC196-78D0-4249-B41F-D942A8922D1A}">
   <ds:schemaRefs>
     <ds:schemaRef ds:uri="http://schemas.openxmlformats.org/officeDocument/2006/bibliography"/>
   </ds:schemaRefs>

--- a/data/thoi_trang.docx
+++ b/data/thoi_trang.docx
@@ -1235,30 +1235,18 @@
       <w:r>
         <w:t>…) nào vậy?</w:t>
       </w:r>
-    </w:p>
-    <w:p>
-      <w:r>
-        <w:t>Trả lời:</w:t>
-      </w:r>
-      <w:r>
-        <w:t xml:space="preserve"> </w:t>
-      </w:r>
-      <w:r>
-        <w:t>C</w:t>
-      </w:r>
-      <w:r>
-        <w:t>ó bán:</w:t>
-      </w:r>
-      <w:r>
-        <w:t xml:space="preserve"> </w:t>
-      </w:r>
-      <w:r>
-        <w:t xml:space="preserve">Áo thun cổ </w:t>
-      </w:r>
       <w:bookmarkStart w:id="0" w:name="_GoBack"/>
       <w:bookmarkEnd w:id="0"/>
-      <w:r>
-        <w:t>V, Áo Sơ Mi Limen, Áo Polo Khóa Kéo, Áo Hoodie nỉ Bông.</w:t>
+    </w:p>
+    <w:p>
+      <w:r>
+        <w:t>Trả lời:</w:t>
+      </w:r>
+      <w:r>
+        <w:t xml:space="preserve"> </w:t>
+      </w:r>
+      <w:r>
+        <w:t>Áo thun cổ V, Áo Sơ Mi Limen, Áo Polo Khóa Kéo, Áo Hoodie nỉ Bông.</w:t>
       </w:r>
     </w:p>
     <w:p>
@@ -3593,7 +3581,7 @@
 </file>
 
 <file path=customXml/itemProps1.xml><?xml version="1.0" encoding="utf-8"?>
-<ds:datastoreItem xmlns:ds="http://schemas.openxmlformats.org/officeDocument/2006/customXml" ds:itemID="{DEFBC196-78D0-4249-B41F-D942A8922D1A}">
+<ds:datastoreItem xmlns:ds="http://schemas.openxmlformats.org/officeDocument/2006/customXml" ds:itemID="{6899B134-0CC3-4666-B39E-14AB3362C895}">
   <ds:schemaRefs>
     <ds:schemaRef ds:uri="http://schemas.openxmlformats.org/officeDocument/2006/bibliography"/>
   </ds:schemaRefs>

--- a/data/thoi_trang.docx
+++ b/data/thoi_trang.docx
@@ -1203,12 +1203,18 @@
     </w:p>
     <w:p>
       <w:r>
-        <w:t>Câu hỏi: bên em(shop, bạn, anh, chị,…) có bán</w:t>
+        <w:t>Câu hỏi: bên em(shop, bạn, anh, chị</w:t>
+      </w:r>
+      <w:r>
+        <w:t>,…) có</w:t>
       </w:r>
       <w:r>
         <w:t>(</w:t>
       </w:r>
       <w:r>
+        <w:t xml:space="preserve">có bán, </w:t>
+      </w:r>
+      <w:r>
         <w:t xml:space="preserve">có </w:t>
       </w:r>
       <w:r>
@@ -1234,28 +1240,28 @@
       </w:r>
       <w:r>
         <w:t>…) nào vậy?</w:t>
+      </w:r>
+    </w:p>
+    <w:p>
+      <w:r>
+        <w:t>Trả lời:</w:t>
+      </w:r>
+      <w:r>
+        <w:t xml:space="preserve"> </w:t>
+      </w:r>
+      <w:r>
+        <w:t>Áo thun cổ V, Áo Sơ Mi Limen, Áo Polo Khóa Kéo, Áo Hoodie nỉ Bông.</w:t>
+      </w:r>
+    </w:p>
+    <w:p>
+      <w:pPr>
+        <w:pStyle w:val="Heading1"/>
+      </w:pPr>
+      <w:r>
+        <w:t>Chính sách đổi trả:</w:t>
       </w:r>
       <w:bookmarkStart w:id="0" w:name="_GoBack"/>
       <w:bookmarkEnd w:id="0"/>
-    </w:p>
-    <w:p>
-      <w:r>
-        <w:t>Trả lời:</w:t>
-      </w:r>
-      <w:r>
-        <w:t xml:space="preserve"> </w:t>
-      </w:r>
-      <w:r>
-        <w:t>Áo thun cổ V, Áo Sơ Mi Limen, Áo Polo Khóa Kéo, Áo Hoodie nỉ Bông.</w:t>
-      </w:r>
-    </w:p>
-    <w:p>
-      <w:pPr>
-        <w:pStyle w:val="Heading1"/>
-      </w:pPr>
-      <w:r>
-        <w:t>Chính sách đổi trả:</w:t>
-      </w:r>
     </w:p>
     <w:p>
       <w:r>
@@ -3581,7 +3587,7 @@
 </file>
 
 <file path=customXml/itemProps1.xml><?xml version="1.0" encoding="utf-8"?>
-<ds:datastoreItem xmlns:ds="http://schemas.openxmlformats.org/officeDocument/2006/customXml" ds:itemID="{6899B134-0CC3-4666-B39E-14AB3362C895}">
+<ds:datastoreItem xmlns:ds="http://schemas.openxmlformats.org/officeDocument/2006/customXml" ds:itemID="{1442D41F-17E3-4321-9EAC-63ABFF4511B2}">
   <ds:schemaRefs>
     <ds:schemaRef ds:uri="http://schemas.openxmlformats.org/officeDocument/2006/bibliography"/>
   </ds:schemaRefs>

--- a/data/thoi_trang.docx
+++ b/data/thoi_trang.docx
@@ -173,7 +173,7 @@
           <w:sz w:val="24"/>
           <w:szCs w:val="24"/>
         </w:rPr>
-        <w:t xml:space="preserve"> Đen, Trắng, Xám</w:t>
+        <w:t xml:space="preserve"> Đen, Trắng.</w:t>
       </w:r>
     </w:p>
     <w:p>
@@ -1030,238 +1030,1275 @@
         <w:rPr>
           <w:rFonts w:eastAsia="Times New Roman"/>
         </w:rPr>
-        <w:t xml:space="preserve">BẢNG QUY ĐỔI SIZE </w:t>
-      </w:r>
-    </w:p>
-    <w:p>
-      <w:pPr>
-        <w:numPr>
-          <w:ilvl w:val="0"/>
-          <w:numId w:val="9"/>
-        </w:numPr>
-        <w:spacing w:before="100" w:beforeAutospacing="1" w:after="100" w:afterAutospacing="1" w:line="240" w:lineRule="auto"/>
-        <w:rPr>
-          <w:rFonts w:ascii="Times New Roman" w:eastAsia="Times New Roman" w:hAnsi="Times New Roman" w:cs="Times New Roman"/>
-          <w:sz w:val="24"/>
-          <w:szCs w:val="24"/>
-        </w:rPr>
-      </w:pPr>
-      <w:r>
-        <w:rPr>
-          <w:rFonts w:ascii="Times New Roman" w:eastAsia="Times New Roman" w:hAnsi="Times New Roman" w:cs="Times New Roman"/>
-          <w:b/>
-          <w:bCs/>
-          <w:sz w:val="24"/>
-          <w:szCs w:val="24"/>
-        </w:rPr>
-        <w:t>Size S:</w:t>
-      </w:r>
-      <w:r>
-        <w:rPr>
-          <w:rFonts w:ascii="Times New Roman" w:eastAsia="Times New Roman" w:hAnsi="Times New Roman" w:cs="Times New Roman"/>
-          <w:sz w:val="24"/>
-          <w:szCs w:val="24"/>
-        </w:rPr>
-        <w:t xml:space="preserve"> Cân nặng 45 - 55kg | Chiều cao 1m50 - 1m60</w:t>
-      </w:r>
-    </w:p>
-    <w:p>
-      <w:pPr>
-        <w:numPr>
-          <w:ilvl w:val="0"/>
-          <w:numId w:val="9"/>
-        </w:numPr>
-        <w:spacing w:before="100" w:beforeAutospacing="1" w:after="100" w:afterAutospacing="1" w:line="240" w:lineRule="auto"/>
-        <w:rPr>
-          <w:rFonts w:ascii="Times New Roman" w:eastAsia="Times New Roman" w:hAnsi="Times New Roman" w:cs="Times New Roman"/>
-          <w:sz w:val="24"/>
-          <w:szCs w:val="24"/>
-        </w:rPr>
-      </w:pPr>
-      <w:r>
-        <w:rPr>
-          <w:rFonts w:ascii="Times New Roman" w:eastAsia="Times New Roman" w:hAnsi="Times New Roman" w:cs="Times New Roman"/>
-          <w:b/>
-          <w:bCs/>
-          <w:sz w:val="24"/>
-          <w:szCs w:val="24"/>
-        </w:rPr>
-        <w:t>Size M:</w:t>
-      </w:r>
-      <w:r>
-        <w:rPr>
-          <w:rFonts w:ascii="Times New Roman" w:eastAsia="Times New Roman" w:hAnsi="Times New Roman" w:cs="Times New Roman"/>
-          <w:sz w:val="24"/>
-          <w:szCs w:val="24"/>
-        </w:rPr>
-        <w:t xml:space="preserve"> Cân nặng 56 - 65kg | Chiều cao 1m61 - 1m70</w:t>
-      </w:r>
-    </w:p>
-    <w:p>
-      <w:pPr>
-        <w:numPr>
-          <w:ilvl w:val="0"/>
-          <w:numId w:val="9"/>
-        </w:numPr>
-        <w:spacing w:before="100" w:beforeAutospacing="1" w:after="100" w:afterAutospacing="1" w:line="240" w:lineRule="auto"/>
-        <w:rPr>
-          <w:rFonts w:ascii="Times New Roman" w:eastAsia="Times New Roman" w:hAnsi="Times New Roman" w:cs="Times New Roman"/>
-          <w:sz w:val="24"/>
-          <w:szCs w:val="24"/>
-        </w:rPr>
-      </w:pPr>
-      <w:r>
-        <w:rPr>
-          <w:rFonts w:ascii="Times New Roman" w:eastAsia="Times New Roman" w:hAnsi="Times New Roman" w:cs="Times New Roman"/>
-          <w:b/>
-          <w:bCs/>
-          <w:sz w:val="24"/>
-          <w:szCs w:val="24"/>
-        </w:rPr>
-        <w:t>Size L:</w:t>
-      </w:r>
-      <w:r>
-        <w:rPr>
-          <w:rFonts w:ascii="Times New Roman" w:eastAsia="Times New Roman" w:hAnsi="Times New Roman" w:cs="Times New Roman"/>
-          <w:sz w:val="24"/>
-          <w:szCs w:val="24"/>
-        </w:rPr>
-        <w:t xml:space="preserve"> Cân nặng 66 - 75kg | Chiều cao 1m71 - 1m80</w:t>
-      </w:r>
-    </w:p>
-    <w:p>
-      <w:pPr>
-        <w:numPr>
-          <w:ilvl w:val="0"/>
-          <w:numId w:val="9"/>
-        </w:numPr>
-        <w:spacing w:before="100" w:beforeAutospacing="1" w:after="100" w:afterAutospacing="1" w:line="240" w:lineRule="auto"/>
-        <w:rPr>
-          <w:rFonts w:ascii="Times New Roman" w:eastAsia="Times New Roman" w:hAnsi="Times New Roman" w:cs="Times New Roman"/>
-          <w:sz w:val="24"/>
-          <w:szCs w:val="24"/>
-        </w:rPr>
-      </w:pPr>
-      <w:r>
-        <w:rPr>
-          <w:rFonts w:ascii="Times New Roman" w:eastAsia="Times New Roman" w:hAnsi="Times New Roman" w:cs="Times New Roman"/>
-          <w:b/>
-          <w:bCs/>
-          <w:sz w:val="24"/>
-          <w:szCs w:val="24"/>
-        </w:rPr>
-        <w:t>Size XL:</w:t>
-      </w:r>
-      <w:r>
-        <w:rPr>
-          <w:rFonts w:ascii="Times New Roman" w:eastAsia="Times New Roman" w:hAnsi="Times New Roman" w:cs="Times New Roman"/>
-          <w:sz w:val="24"/>
-          <w:szCs w:val="24"/>
-        </w:rPr>
-        <w:t xml:space="preserve"> Cân nặng 76 - 85kg | Chiều cao 1m81 - 1m90</w:t>
-      </w:r>
-    </w:p>
-    <w:p>
-      <w:pPr>
-        <w:numPr>
-          <w:ilvl w:val="0"/>
-          <w:numId w:val="9"/>
-        </w:numPr>
-        <w:spacing w:before="100" w:beforeAutospacing="1" w:after="100" w:afterAutospacing="1" w:line="240" w:lineRule="auto"/>
-        <w:rPr>
-          <w:rFonts w:ascii="Times New Roman" w:eastAsia="Times New Roman" w:hAnsi="Times New Roman" w:cs="Times New Roman"/>
-          <w:sz w:val="24"/>
-          <w:szCs w:val="24"/>
-        </w:rPr>
-      </w:pPr>
-      <w:r>
-        <w:rPr>
-          <w:rFonts w:ascii="Times New Roman" w:eastAsia="Times New Roman" w:hAnsi="Times New Roman" w:cs="Times New Roman"/>
-          <w:b/>
-          <w:bCs/>
-          <w:sz w:val="24"/>
-          <w:szCs w:val="24"/>
-        </w:rPr>
-        <w:t>Lưu ý:</w:t>
-      </w:r>
-      <w:r>
-        <w:rPr>
-          <w:rFonts w:ascii="Times New Roman" w:eastAsia="Times New Roman" w:hAnsi="Times New Roman" w:cs="Times New Roman"/>
-          <w:sz w:val="24"/>
-          <w:szCs w:val="24"/>
-        </w:rPr>
-        <w:t xml:space="preserve"> Nếu thông số nằm giữa 2 size, ưu tiên chọn size theo cân nặng để mặc thoải mái hơn.</w:t>
+        <w:t>1. Quần Tây Âu Slimfit</w:t>
+      </w:r>
+    </w:p>
+    <w:p>
+      <w:pPr>
+        <w:numPr>
+          <w:ilvl w:val="0"/>
+          <w:numId w:val="10"/>
+        </w:numPr>
+        <w:spacing w:before="100" w:beforeAutospacing="1" w:after="100" w:afterAutospacing="1" w:line="240" w:lineRule="auto"/>
+        <w:rPr>
+          <w:rFonts w:ascii="Times New Roman" w:eastAsia="Times New Roman" w:hAnsi="Times New Roman" w:cs="Times New Roman"/>
+          <w:sz w:val="24"/>
+          <w:szCs w:val="24"/>
+        </w:rPr>
+      </w:pPr>
+      <w:r>
+        <w:rPr>
+          <w:rFonts w:ascii="Times New Roman" w:eastAsia="Times New Roman" w:hAnsi="Times New Roman" w:cs="Times New Roman"/>
+          <w:b/>
+          <w:bCs/>
+          <w:sz w:val="24"/>
+          <w:szCs w:val="24"/>
+        </w:rPr>
+        <w:t>Mã SKU:</w:t>
+      </w:r>
+      <w:r>
+        <w:rPr>
+          <w:rFonts w:ascii="Times New Roman" w:eastAsia="Times New Roman" w:hAnsi="Times New Roman" w:cs="Times New Roman"/>
+          <w:sz w:val="24"/>
+          <w:szCs w:val="24"/>
+        </w:rPr>
+        <w:t xml:space="preserve"> QT-JBAGY-SF01</w:t>
+      </w:r>
+    </w:p>
+    <w:p>
+      <w:pPr>
+        <w:numPr>
+          <w:ilvl w:val="0"/>
+          <w:numId w:val="10"/>
+        </w:numPr>
+        <w:spacing w:before="100" w:beforeAutospacing="1" w:after="100" w:afterAutospacing="1" w:line="240" w:lineRule="auto"/>
+        <w:rPr>
+          <w:rFonts w:ascii="Times New Roman" w:eastAsia="Times New Roman" w:hAnsi="Times New Roman" w:cs="Times New Roman"/>
+          <w:sz w:val="24"/>
+          <w:szCs w:val="24"/>
+        </w:rPr>
+      </w:pPr>
+      <w:r>
+        <w:rPr>
+          <w:rFonts w:ascii="Times New Roman" w:eastAsia="Times New Roman" w:hAnsi="Times New Roman" w:cs="Times New Roman"/>
+          <w:b/>
+          <w:bCs/>
+          <w:sz w:val="24"/>
+          <w:szCs w:val="24"/>
+        </w:rPr>
+        <w:t>Danh mục:</w:t>
+      </w:r>
+      <w:r>
+        <w:rPr>
+          <w:rFonts w:ascii="Times New Roman" w:eastAsia="Times New Roman" w:hAnsi="Times New Roman" w:cs="Times New Roman"/>
+          <w:sz w:val="24"/>
+          <w:szCs w:val="24"/>
+        </w:rPr>
+        <w:t xml:space="preserve"> Quần tây nam</w:t>
+      </w:r>
+    </w:p>
+    <w:p>
+      <w:pPr>
+        <w:numPr>
+          <w:ilvl w:val="0"/>
+          <w:numId w:val="10"/>
+        </w:numPr>
+        <w:spacing w:before="100" w:beforeAutospacing="1" w:after="100" w:afterAutospacing="1" w:line="240" w:lineRule="auto"/>
+        <w:rPr>
+          <w:rFonts w:ascii="Times New Roman" w:eastAsia="Times New Roman" w:hAnsi="Times New Roman" w:cs="Times New Roman"/>
+          <w:sz w:val="24"/>
+          <w:szCs w:val="24"/>
+        </w:rPr>
+      </w:pPr>
+      <w:r>
+        <w:rPr>
+          <w:rFonts w:ascii="Times New Roman" w:eastAsia="Times New Roman" w:hAnsi="Times New Roman" w:cs="Times New Roman"/>
+          <w:b/>
+          <w:bCs/>
+          <w:sz w:val="24"/>
+          <w:szCs w:val="24"/>
+        </w:rPr>
+        <w:t>Chất liệu:</w:t>
+      </w:r>
+      <w:r>
+        <w:rPr>
+          <w:rFonts w:ascii="Times New Roman" w:eastAsia="Times New Roman" w:hAnsi="Times New Roman" w:cs="Times New Roman"/>
+          <w:sz w:val="24"/>
+          <w:szCs w:val="24"/>
+        </w:rPr>
+        <w:t xml:space="preserve"> Tuyết mưa cao cấp (Co giãn nhẹ, giữ ly tốt, không xù lông)</w:t>
+      </w:r>
+    </w:p>
+    <w:p>
+      <w:pPr>
+        <w:numPr>
+          <w:ilvl w:val="0"/>
+          <w:numId w:val="10"/>
+        </w:numPr>
+        <w:spacing w:before="100" w:beforeAutospacing="1" w:after="100" w:afterAutospacing="1" w:line="240" w:lineRule="auto"/>
+        <w:rPr>
+          <w:rFonts w:ascii="Times New Roman" w:eastAsia="Times New Roman" w:hAnsi="Times New Roman" w:cs="Times New Roman"/>
+          <w:sz w:val="24"/>
+          <w:szCs w:val="24"/>
+        </w:rPr>
+      </w:pPr>
+      <w:r>
+        <w:rPr>
+          <w:rFonts w:ascii="Times New Roman" w:eastAsia="Times New Roman" w:hAnsi="Times New Roman" w:cs="Times New Roman"/>
+          <w:b/>
+          <w:bCs/>
+          <w:sz w:val="24"/>
+          <w:szCs w:val="24"/>
+        </w:rPr>
+        <w:t>Đặc điểm nổi bật:</w:t>
+      </w:r>
+      <w:r>
+        <w:rPr>
+          <w:rFonts w:ascii="Times New Roman" w:eastAsia="Times New Roman" w:hAnsi="Times New Roman" w:cs="Times New Roman"/>
+          <w:sz w:val="24"/>
+          <w:szCs w:val="24"/>
+        </w:rPr>
+        <w:t xml:space="preserve"> Form dáng slimfit trẻ trung, tôn dáng, phù hợp môi trường công sở hoặc đi tiệc</w:t>
+      </w:r>
+    </w:p>
+    <w:p>
+      <w:pPr>
+        <w:numPr>
+          <w:ilvl w:val="0"/>
+          <w:numId w:val="10"/>
+        </w:numPr>
+        <w:spacing w:before="100" w:beforeAutospacing="1" w:after="100" w:afterAutospacing="1" w:line="240" w:lineRule="auto"/>
+        <w:rPr>
+          <w:rFonts w:ascii="Times New Roman" w:eastAsia="Times New Roman" w:hAnsi="Times New Roman" w:cs="Times New Roman"/>
+          <w:sz w:val="24"/>
+          <w:szCs w:val="24"/>
+        </w:rPr>
+      </w:pPr>
+      <w:r>
+        <w:rPr>
+          <w:rFonts w:ascii="Times New Roman" w:eastAsia="Times New Roman" w:hAnsi="Times New Roman" w:cs="Times New Roman"/>
+          <w:b/>
+          <w:bCs/>
+          <w:sz w:val="24"/>
+          <w:szCs w:val="24"/>
+        </w:rPr>
+        <w:t>Hướng dẫn chọn size:</w:t>
+      </w:r>
+      <w:r>
+        <w:rPr>
+          <w:rFonts w:ascii="Times New Roman" w:eastAsia="Times New Roman" w:hAnsi="Times New Roman" w:cs="Times New Roman"/>
+          <w:sz w:val="24"/>
+          <w:szCs w:val="24"/>
+        </w:rPr>
+        <w:t xml:space="preserve"> 28 đến 34 (Tham khảo bảng size tiêu chuẩn Jbagy)</w:t>
+      </w:r>
+    </w:p>
+    <w:p>
+      <w:pPr>
+        <w:numPr>
+          <w:ilvl w:val="0"/>
+          <w:numId w:val="10"/>
+        </w:numPr>
+        <w:spacing w:before="100" w:beforeAutospacing="1" w:after="100" w:afterAutospacing="1" w:line="240" w:lineRule="auto"/>
+        <w:rPr>
+          <w:rFonts w:ascii="Times New Roman" w:eastAsia="Times New Roman" w:hAnsi="Times New Roman" w:cs="Times New Roman"/>
+          <w:sz w:val="24"/>
+          <w:szCs w:val="24"/>
+        </w:rPr>
+      </w:pPr>
+      <w:r>
+        <w:rPr>
+          <w:rFonts w:ascii="Times New Roman" w:eastAsia="Times New Roman" w:hAnsi="Times New Roman" w:cs="Times New Roman"/>
+          <w:b/>
+          <w:bCs/>
+          <w:sz w:val="24"/>
+          <w:szCs w:val="24"/>
+        </w:rPr>
+        <w:t>Màu sắc:</w:t>
+      </w:r>
+      <w:r>
+        <w:rPr>
+          <w:rFonts w:ascii="Times New Roman" w:eastAsia="Times New Roman" w:hAnsi="Times New Roman" w:cs="Times New Roman"/>
+          <w:sz w:val="24"/>
+          <w:szCs w:val="24"/>
+        </w:rPr>
+        <w:t xml:space="preserve"> Đen, Ghi tối, Xanh đen</w:t>
+      </w:r>
+    </w:p>
+    <w:p>
+      <w:pPr>
+        <w:numPr>
+          <w:ilvl w:val="0"/>
+          <w:numId w:val="10"/>
+        </w:numPr>
+        <w:spacing w:before="100" w:beforeAutospacing="1" w:after="100" w:afterAutospacing="1" w:line="240" w:lineRule="auto"/>
+        <w:rPr>
+          <w:rFonts w:ascii="Times New Roman" w:eastAsia="Times New Roman" w:hAnsi="Times New Roman" w:cs="Times New Roman"/>
+          <w:sz w:val="24"/>
+          <w:szCs w:val="24"/>
+        </w:rPr>
+      </w:pPr>
+      <w:r>
+        <w:rPr>
+          <w:rFonts w:ascii="Times New Roman" w:eastAsia="Times New Roman" w:hAnsi="Times New Roman" w:cs="Times New Roman"/>
+          <w:b/>
+          <w:bCs/>
+          <w:sz w:val="24"/>
+          <w:szCs w:val="24"/>
+        </w:rPr>
+        <w:t>Hướng dẫn bảo quản:</w:t>
+      </w:r>
+      <w:r>
+        <w:rPr>
+          <w:rFonts w:ascii="Times New Roman" w:eastAsia="Times New Roman" w:hAnsi="Times New Roman" w:cs="Times New Roman"/>
+          <w:sz w:val="24"/>
+          <w:szCs w:val="24"/>
+        </w:rPr>
+        <w:t xml:space="preserve"> Nên giặt tay hoặc dùng túi giặt khi giặt máy; không vắt quá khô để giữ form quần</w:t>
+      </w:r>
+    </w:p>
+    <w:p>
+      <w:pPr>
+        <w:numPr>
+          <w:ilvl w:val="0"/>
+          <w:numId w:val="10"/>
+        </w:numPr>
+        <w:spacing w:before="100" w:beforeAutospacing="1" w:after="100" w:afterAutospacing="1" w:line="240" w:lineRule="auto"/>
+        <w:rPr>
+          <w:rFonts w:ascii="Times New Roman" w:eastAsia="Times New Roman" w:hAnsi="Times New Roman" w:cs="Times New Roman"/>
+          <w:sz w:val="24"/>
+          <w:szCs w:val="24"/>
+        </w:rPr>
+      </w:pPr>
+      <w:r>
+        <w:rPr>
+          <w:rFonts w:ascii="Times New Roman" w:eastAsia="Times New Roman" w:hAnsi="Times New Roman" w:cs="Times New Roman"/>
+          <w:b/>
+          <w:bCs/>
+          <w:sz w:val="24"/>
+          <w:szCs w:val="24"/>
+        </w:rPr>
+        <w:t>Giá bán:</w:t>
+      </w:r>
+      <w:r>
+        <w:rPr>
+          <w:rFonts w:ascii="Times New Roman" w:eastAsia="Times New Roman" w:hAnsi="Times New Roman" w:cs="Times New Roman"/>
+          <w:sz w:val="24"/>
+          <w:szCs w:val="24"/>
+        </w:rPr>
+        <w:t xml:space="preserve"> 259.000đ</w:t>
       </w:r>
     </w:p>
     <w:p>
       <w:pPr>
         <w:pStyle w:val="Heading1"/>
-      </w:pPr>
-      <w:r>
-        <w:t>DANH SÁCH SẢN PHẨM HIỆN CÓ</w:t>
-      </w:r>
-    </w:p>
-    <w:p>
-      <w:r>
-        <w:t>Câu hỏi: bên em(shop, bạn, anh, chị</w:t>
-      </w:r>
-      <w:r>
-        <w:t>,…) có</w:t>
-      </w:r>
-      <w:r>
-        <w:t>(</w:t>
-      </w:r>
-      <w:r>
-        <w:t xml:space="preserve">có bán, </w:t>
-      </w:r>
-      <w:r>
-        <w:t xml:space="preserve">có </w:t>
-      </w:r>
-      <w:r>
-        <w:t xml:space="preserve">bản, </w:t>
-      </w:r>
-      <w:r>
-        <w:t xml:space="preserve">có </w:t>
-      </w:r>
-      <w:r>
-        <w:t>bàn,…)</w:t>
-      </w:r>
-      <w:r>
-        <w:t xml:space="preserve"> các sản phẩm(áo, quần, cái,</w:t>
-      </w:r>
-      <w:r>
-        <w:t xml:space="preserve"> loại,</w:t>
-      </w:r>
-      <w:r>
-        <w:t xml:space="preserve"> cái gì,</w:t>
-      </w:r>
-      <w:r>
-        <w:t xml:space="preserve"> sp</w:t>
-      </w:r>
-      <w:r>
-        <w:t>…) nào vậy?</w:t>
-      </w:r>
-    </w:p>
-    <w:p>
-      <w:r>
-        <w:t>Trả lời:</w:t>
-      </w:r>
-      <w:r>
-        <w:t xml:space="preserve"> </w:t>
-      </w:r>
-      <w:r>
-        <w:t>Áo thun cổ V, Áo Sơ Mi Limen, Áo Polo Khóa Kéo, Áo Hoodie nỉ Bông.</w:t>
+        <w:rPr>
+          <w:rFonts w:eastAsia="Times New Roman"/>
+        </w:rPr>
+      </w:pPr>
+      <w:r>
+        <w:rPr>
+          <w:rFonts w:eastAsia="Times New Roman"/>
+        </w:rPr>
+        <w:t>2. Quần Jean Cạp Cao Ống Rộng</w:t>
+      </w:r>
+    </w:p>
+    <w:p>
+      <w:pPr>
+        <w:numPr>
+          <w:ilvl w:val="0"/>
+          <w:numId w:val="11"/>
+        </w:numPr>
+        <w:spacing w:before="100" w:beforeAutospacing="1" w:after="100" w:afterAutospacing="1" w:line="240" w:lineRule="auto"/>
+        <w:rPr>
+          <w:rFonts w:ascii="Times New Roman" w:eastAsia="Times New Roman" w:hAnsi="Times New Roman" w:cs="Times New Roman"/>
+          <w:sz w:val="24"/>
+          <w:szCs w:val="24"/>
+        </w:rPr>
+      </w:pPr>
+      <w:r>
+        <w:rPr>
+          <w:rFonts w:ascii="Times New Roman" w:eastAsia="Times New Roman" w:hAnsi="Times New Roman" w:cs="Times New Roman"/>
+          <w:b/>
+          <w:bCs/>
+          <w:sz w:val="24"/>
+          <w:szCs w:val="24"/>
+        </w:rPr>
+        <w:t>Mã SKU:</w:t>
+      </w:r>
+      <w:r>
+        <w:rPr>
+          <w:rFonts w:ascii="Times New Roman" w:eastAsia="Times New Roman" w:hAnsi="Times New Roman" w:cs="Times New Roman"/>
+          <w:sz w:val="24"/>
+          <w:szCs w:val="24"/>
+        </w:rPr>
+        <w:t xml:space="preserve"> QJ-LEVIS-OR02</w:t>
+      </w:r>
+    </w:p>
+    <w:p>
+      <w:pPr>
+        <w:numPr>
+          <w:ilvl w:val="0"/>
+          <w:numId w:val="11"/>
+        </w:numPr>
+        <w:spacing w:before="100" w:beforeAutospacing="1" w:after="100" w:afterAutospacing="1" w:line="240" w:lineRule="auto"/>
+        <w:rPr>
+          <w:rFonts w:ascii="Times New Roman" w:eastAsia="Times New Roman" w:hAnsi="Times New Roman" w:cs="Times New Roman"/>
+          <w:sz w:val="24"/>
+          <w:szCs w:val="24"/>
+        </w:rPr>
+      </w:pPr>
+      <w:r>
+        <w:rPr>
+          <w:rFonts w:ascii="Times New Roman" w:eastAsia="Times New Roman" w:hAnsi="Times New Roman" w:cs="Times New Roman"/>
+          <w:b/>
+          <w:bCs/>
+          <w:sz w:val="24"/>
+          <w:szCs w:val="24"/>
+        </w:rPr>
+        <w:t>Danh mục:</w:t>
+      </w:r>
+      <w:r>
+        <w:rPr>
+          <w:rFonts w:ascii="Times New Roman" w:eastAsia="Times New Roman" w:hAnsi="Times New Roman" w:cs="Times New Roman"/>
+          <w:sz w:val="24"/>
+          <w:szCs w:val="24"/>
+        </w:rPr>
+        <w:t xml:space="preserve"> Quần jean nam</w:t>
+      </w:r>
+    </w:p>
+    <w:p>
+      <w:pPr>
+        <w:numPr>
+          <w:ilvl w:val="0"/>
+          <w:numId w:val="11"/>
+        </w:numPr>
+        <w:spacing w:before="100" w:beforeAutospacing="1" w:after="100" w:afterAutospacing="1" w:line="240" w:lineRule="auto"/>
+        <w:rPr>
+          <w:rFonts w:ascii="Times New Roman" w:eastAsia="Times New Roman" w:hAnsi="Times New Roman" w:cs="Times New Roman"/>
+          <w:sz w:val="24"/>
+          <w:szCs w:val="24"/>
+        </w:rPr>
+      </w:pPr>
+      <w:r>
+        <w:rPr>
+          <w:rFonts w:ascii="Times New Roman" w:eastAsia="Times New Roman" w:hAnsi="Times New Roman" w:cs="Times New Roman"/>
+          <w:b/>
+          <w:bCs/>
+          <w:sz w:val="24"/>
+          <w:szCs w:val="24"/>
+        </w:rPr>
+        <w:t>Chất liệu:</w:t>
+      </w:r>
+      <w:r>
+        <w:rPr>
+          <w:rFonts w:ascii="Times New Roman" w:eastAsia="Times New Roman" w:hAnsi="Times New Roman" w:cs="Times New Roman"/>
+          <w:sz w:val="24"/>
+          <w:szCs w:val="24"/>
+        </w:rPr>
+        <w:t xml:space="preserve"> Denim 100% Cotton (Dày dặn, không phai màu, bền bỉ)</w:t>
+      </w:r>
+    </w:p>
+    <w:p>
+      <w:pPr>
+        <w:numPr>
+          <w:ilvl w:val="0"/>
+          <w:numId w:val="11"/>
+        </w:numPr>
+        <w:spacing w:before="100" w:beforeAutospacing="1" w:after="100" w:afterAutospacing="1" w:line="240" w:lineRule="auto"/>
+        <w:rPr>
+          <w:rFonts w:ascii="Times New Roman" w:eastAsia="Times New Roman" w:hAnsi="Times New Roman" w:cs="Times New Roman"/>
+          <w:sz w:val="24"/>
+          <w:szCs w:val="24"/>
+        </w:rPr>
+      </w:pPr>
+      <w:r>
+        <w:rPr>
+          <w:rFonts w:ascii="Times New Roman" w:eastAsia="Times New Roman" w:hAnsi="Times New Roman" w:cs="Times New Roman"/>
+          <w:b/>
+          <w:bCs/>
+          <w:sz w:val="24"/>
+          <w:szCs w:val="24"/>
+        </w:rPr>
+        <w:t>Đặc điểm nổi bật:</w:t>
+      </w:r>
+      <w:r>
+        <w:rPr>
+          <w:rFonts w:ascii="Times New Roman" w:eastAsia="Times New Roman" w:hAnsi="Times New Roman" w:cs="Times New Roman"/>
+          <w:sz w:val="24"/>
+          <w:szCs w:val="24"/>
+        </w:rPr>
+        <w:t xml:space="preserve"> Ống suông rộng retro, cạp cao hack dáng, mang lại cảm giác thoải mái khi di chuyển</w:t>
+      </w:r>
+    </w:p>
+    <w:p>
+      <w:pPr>
+        <w:numPr>
+          <w:ilvl w:val="0"/>
+          <w:numId w:val="11"/>
+        </w:numPr>
+        <w:spacing w:before="100" w:beforeAutospacing="1" w:after="100" w:afterAutospacing="1" w:line="240" w:lineRule="auto"/>
+        <w:rPr>
+          <w:rFonts w:ascii="Times New Roman" w:eastAsia="Times New Roman" w:hAnsi="Times New Roman" w:cs="Times New Roman"/>
+          <w:sz w:val="24"/>
+          <w:szCs w:val="24"/>
+        </w:rPr>
+      </w:pPr>
+      <w:r>
+        <w:rPr>
+          <w:rFonts w:ascii="Times New Roman" w:eastAsia="Times New Roman" w:hAnsi="Times New Roman" w:cs="Times New Roman"/>
+          <w:b/>
+          <w:bCs/>
+          <w:sz w:val="24"/>
+          <w:szCs w:val="24"/>
+        </w:rPr>
+        <w:t>Hướng dẫn chọn size:</w:t>
+      </w:r>
+      <w:r>
+        <w:rPr>
+          <w:rFonts w:ascii="Times New Roman" w:eastAsia="Times New Roman" w:hAnsi="Times New Roman" w:cs="Times New Roman"/>
+          <w:sz w:val="24"/>
+          <w:szCs w:val="24"/>
+        </w:rPr>
+        <w:t xml:space="preserve"> S đến XL (Tham khảo bảng size tiêu chuẩn Levis)</w:t>
+      </w:r>
+    </w:p>
+    <w:p>
+      <w:pPr>
+        <w:numPr>
+          <w:ilvl w:val="0"/>
+          <w:numId w:val="11"/>
+        </w:numPr>
+        <w:spacing w:before="100" w:beforeAutospacing="1" w:after="100" w:afterAutospacing="1" w:line="240" w:lineRule="auto"/>
+        <w:rPr>
+          <w:rFonts w:ascii="Times New Roman" w:eastAsia="Times New Roman" w:hAnsi="Times New Roman" w:cs="Times New Roman"/>
+          <w:sz w:val="24"/>
+          <w:szCs w:val="24"/>
+        </w:rPr>
+      </w:pPr>
+      <w:r>
+        <w:rPr>
+          <w:rFonts w:ascii="Times New Roman" w:eastAsia="Times New Roman" w:hAnsi="Times New Roman" w:cs="Times New Roman"/>
+          <w:b/>
+          <w:bCs/>
+          <w:sz w:val="24"/>
+          <w:szCs w:val="24"/>
+        </w:rPr>
+        <w:t>Màu sắc:</w:t>
+      </w:r>
+      <w:r>
+        <w:rPr>
+          <w:rFonts w:ascii="Times New Roman" w:eastAsia="Times New Roman" w:hAnsi="Times New Roman" w:cs="Times New Roman"/>
+          <w:sz w:val="24"/>
+          <w:szCs w:val="24"/>
+        </w:rPr>
+        <w:t xml:space="preserve"> Xanh đậm, Xanh nhạt, Đen khói</w:t>
+      </w:r>
+    </w:p>
+    <w:p>
+      <w:pPr>
+        <w:numPr>
+          <w:ilvl w:val="0"/>
+          <w:numId w:val="11"/>
+        </w:numPr>
+        <w:spacing w:before="100" w:beforeAutospacing="1" w:after="100" w:afterAutospacing="1" w:line="240" w:lineRule="auto"/>
+        <w:rPr>
+          <w:rFonts w:ascii="Times New Roman" w:eastAsia="Times New Roman" w:hAnsi="Times New Roman" w:cs="Times New Roman"/>
+          <w:sz w:val="24"/>
+          <w:szCs w:val="24"/>
+        </w:rPr>
+      </w:pPr>
+      <w:r>
+        <w:rPr>
+          <w:rFonts w:ascii="Times New Roman" w:eastAsia="Times New Roman" w:hAnsi="Times New Roman" w:cs="Times New Roman"/>
+          <w:b/>
+          <w:bCs/>
+          <w:sz w:val="24"/>
+          <w:szCs w:val="24"/>
+        </w:rPr>
+        <w:t>Hướng dẫn bảo quản:</w:t>
+      </w:r>
+      <w:r>
+        <w:rPr>
+          <w:rFonts w:ascii="Times New Roman" w:eastAsia="Times New Roman" w:hAnsi="Times New Roman" w:cs="Times New Roman"/>
+          <w:sz w:val="24"/>
+          <w:szCs w:val="24"/>
+        </w:rPr>
+        <w:t xml:space="preserve"> Lộn trái khi giặt; hạn chế giặt máy trong 2 lần giặt đầu tiên; không dùng chất tẩy mạnh</w:t>
+      </w:r>
+    </w:p>
+    <w:p>
+      <w:pPr>
+        <w:numPr>
+          <w:ilvl w:val="0"/>
+          <w:numId w:val="11"/>
+        </w:numPr>
+        <w:spacing w:before="100" w:beforeAutospacing="1" w:after="100" w:afterAutospacing="1" w:line="240" w:lineRule="auto"/>
+        <w:rPr>
+          <w:rFonts w:ascii="Times New Roman" w:eastAsia="Times New Roman" w:hAnsi="Times New Roman" w:cs="Times New Roman"/>
+          <w:sz w:val="24"/>
+          <w:szCs w:val="24"/>
+        </w:rPr>
+      </w:pPr>
+      <w:r>
+        <w:rPr>
+          <w:rFonts w:ascii="Times New Roman" w:eastAsia="Times New Roman" w:hAnsi="Times New Roman" w:cs="Times New Roman"/>
+          <w:b/>
+          <w:bCs/>
+          <w:sz w:val="24"/>
+          <w:szCs w:val="24"/>
+        </w:rPr>
+        <w:t>Giá bán:</w:t>
+      </w:r>
+      <w:r>
+        <w:rPr>
+          <w:rFonts w:ascii="Times New Roman" w:eastAsia="Times New Roman" w:hAnsi="Times New Roman" w:cs="Times New Roman"/>
+          <w:sz w:val="24"/>
+          <w:szCs w:val="24"/>
+        </w:rPr>
+        <w:t xml:space="preserve"> 389.000đ</w:t>
       </w:r>
     </w:p>
     <w:p>
       <w:pPr>
         <w:pStyle w:val="Heading1"/>
-      </w:pPr>
-      <w:r>
-        <w:t>Chính sách đổi trả:</w:t>
+        <w:rPr>
+          <w:rFonts w:eastAsia="Times New Roman"/>
+        </w:rPr>
+      </w:pPr>
+      <w:r>
+        <w:rPr>
+          <w:rFonts w:eastAsia="Times New Roman"/>
+        </w:rPr>
+        <w:t>3. Quần Short Khaki Basic</w:t>
+      </w:r>
+    </w:p>
+    <w:p>
+      <w:pPr>
+        <w:numPr>
+          <w:ilvl w:val="0"/>
+          <w:numId w:val="12"/>
+        </w:numPr>
+        <w:spacing w:before="100" w:beforeAutospacing="1" w:after="100" w:afterAutospacing="1" w:line="240" w:lineRule="auto"/>
+        <w:rPr>
+          <w:rFonts w:ascii="Times New Roman" w:eastAsia="Times New Roman" w:hAnsi="Times New Roman" w:cs="Times New Roman"/>
+          <w:sz w:val="24"/>
+          <w:szCs w:val="24"/>
+        </w:rPr>
+      </w:pPr>
+      <w:r>
+        <w:rPr>
+          <w:rFonts w:ascii="Times New Roman" w:eastAsia="Times New Roman" w:hAnsi="Times New Roman" w:cs="Times New Roman"/>
+          <w:b/>
+          <w:bCs/>
+          <w:sz w:val="24"/>
+          <w:szCs w:val="24"/>
+        </w:rPr>
+        <w:t>Mã SKU:</w:t>
+      </w:r>
+      <w:r>
+        <w:rPr>
+          <w:rFonts w:ascii="Times New Roman" w:eastAsia="Times New Roman" w:hAnsi="Times New Roman" w:cs="Times New Roman"/>
+          <w:sz w:val="24"/>
+          <w:szCs w:val="24"/>
+        </w:rPr>
+        <w:t xml:space="preserve"> QS-ROUTINE-KK</w:t>
+      </w:r>
+    </w:p>
+    <w:p>
+      <w:pPr>
+        <w:numPr>
+          <w:ilvl w:val="0"/>
+          <w:numId w:val="12"/>
+        </w:numPr>
+        <w:spacing w:before="100" w:beforeAutospacing="1" w:after="100" w:afterAutospacing="1" w:line="240" w:lineRule="auto"/>
+        <w:rPr>
+          <w:rFonts w:ascii="Times New Roman" w:eastAsia="Times New Roman" w:hAnsi="Times New Roman" w:cs="Times New Roman"/>
+          <w:sz w:val="24"/>
+          <w:szCs w:val="24"/>
+        </w:rPr>
+      </w:pPr>
+      <w:r>
+        <w:rPr>
+          <w:rFonts w:ascii="Times New Roman" w:eastAsia="Times New Roman" w:hAnsi="Times New Roman" w:cs="Times New Roman"/>
+          <w:b/>
+          <w:bCs/>
+          <w:sz w:val="24"/>
+          <w:szCs w:val="24"/>
+        </w:rPr>
+        <w:t>Danh mục:</w:t>
+      </w:r>
+      <w:r>
+        <w:rPr>
+          <w:rFonts w:ascii="Times New Roman" w:eastAsia="Times New Roman" w:hAnsi="Times New Roman" w:cs="Times New Roman"/>
+          <w:sz w:val="24"/>
+          <w:szCs w:val="24"/>
+        </w:rPr>
+        <w:t xml:space="preserve"> Quần short nam</w:t>
+      </w:r>
+    </w:p>
+    <w:p>
+      <w:pPr>
+        <w:numPr>
+          <w:ilvl w:val="0"/>
+          <w:numId w:val="12"/>
+        </w:numPr>
+        <w:spacing w:before="100" w:beforeAutospacing="1" w:after="100" w:afterAutospacing="1" w:line="240" w:lineRule="auto"/>
+        <w:rPr>
+          <w:rFonts w:ascii="Times New Roman" w:eastAsia="Times New Roman" w:hAnsi="Times New Roman" w:cs="Times New Roman"/>
+          <w:sz w:val="24"/>
+          <w:szCs w:val="24"/>
+        </w:rPr>
+      </w:pPr>
+      <w:r>
+        <w:rPr>
+          <w:rFonts w:ascii="Times New Roman" w:eastAsia="Times New Roman" w:hAnsi="Times New Roman" w:cs="Times New Roman"/>
+          <w:b/>
+          <w:bCs/>
+          <w:sz w:val="24"/>
+          <w:szCs w:val="24"/>
+        </w:rPr>
+        <w:t>Chất liệu:</w:t>
+      </w:r>
+      <w:r>
+        <w:rPr>
+          <w:rFonts w:ascii="Times New Roman" w:eastAsia="Times New Roman" w:hAnsi="Times New Roman" w:cs="Times New Roman"/>
+          <w:sz w:val="24"/>
+          <w:szCs w:val="24"/>
+        </w:rPr>
+        <w:t xml:space="preserve"> Khaki Cotton (Thoáng mát, co giãn tốt, đứng form)</w:t>
+      </w:r>
+    </w:p>
+    <w:p>
+      <w:pPr>
+        <w:numPr>
+          <w:ilvl w:val="0"/>
+          <w:numId w:val="12"/>
+        </w:numPr>
+        <w:spacing w:before="100" w:beforeAutospacing="1" w:after="100" w:afterAutospacing="1" w:line="240" w:lineRule="auto"/>
+        <w:rPr>
+          <w:rFonts w:ascii="Times New Roman" w:eastAsia="Times New Roman" w:hAnsi="Times New Roman" w:cs="Times New Roman"/>
+          <w:sz w:val="24"/>
+          <w:szCs w:val="24"/>
+        </w:rPr>
+      </w:pPr>
+      <w:r>
+        <w:rPr>
+          <w:rFonts w:ascii="Times New Roman" w:eastAsia="Times New Roman" w:hAnsi="Times New Roman" w:cs="Times New Roman"/>
+          <w:b/>
+          <w:bCs/>
+          <w:sz w:val="24"/>
+          <w:szCs w:val="24"/>
+        </w:rPr>
+        <w:t>Đặc điểm nổi bật:</w:t>
+      </w:r>
+      <w:r>
+        <w:rPr>
+          <w:rFonts w:ascii="Times New Roman" w:eastAsia="Times New Roman" w:hAnsi="Times New Roman" w:cs="Times New Roman"/>
+          <w:sz w:val="24"/>
+          <w:szCs w:val="24"/>
+        </w:rPr>
+        <w:t xml:space="preserve"> Chiều dài ngang đùi gọn gàng, phong cách năng động, dễ phối với áo thun và polo</w:t>
+      </w:r>
+    </w:p>
+    <w:p>
+      <w:pPr>
+        <w:numPr>
+          <w:ilvl w:val="0"/>
+          <w:numId w:val="12"/>
+        </w:numPr>
+        <w:spacing w:before="100" w:beforeAutospacing="1" w:after="100" w:afterAutospacing="1" w:line="240" w:lineRule="auto"/>
+        <w:rPr>
+          <w:rFonts w:ascii="Times New Roman" w:eastAsia="Times New Roman" w:hAnsi="Times New Roman" w:cs="Times New Roman"/>
+          <w:sz w:val="24"/>
+          <w:szCs w:val="24"/>
+        </w:rPr>
+      </w:pPr>
+      <w:r>
+        <w:rPr>
+          <w:rFonts w:ascii="Times New Roman" w:eastAsia="Times New Roman" w:hAnsi="Times New Roman" w:cs="Times New Roman"/>
+          <w:b/>
+          <w:bCs/>
+          <w:sz w:val="24"/>
+          <w:szCs w:val="24"/>
+        </w:rPr>
+        <w:t>Hướng dẫn chọn size:</w:t>
+      </w:r>
+      <w:r>
+        <w:rPr>
+          <w:rFonts w:ascii="Times New Roman" w:eastAsia="Times New Roman" w:hAnsi="Times New Roman" w:cs="Times New Roman"/>
+          <w:sz w:val="24"/>
+          <w:szCs w:val="24"/>
+        </w:rPr>
+        <w:t xml:space="preserve"> 29 đến 34 (Tham khảo bảng size tiêu chuẩn Routine)</w:t>
+      </w:r>
+    </w:p>
+    <w:p>
+      <w:pPr>
+        <w:numPr>
+          <w:ilvl w:val="0"/>
+          <w:numId w:val="12"/>
+        </w:numPr>
+        <w:spacing w:before="100" w:beforeAutospacing="1" w:after="100" w:afterAutospacing="1" w:line="240" w:lineRule="auto"/>
+        <w:rPr>
+          <w:rFonts w:ascii="Times New Roman" w:eastAsia="Times New Roman" w:hAnsi="Times New Roman" w:cs="Times New Roman"/>
+          <w:sz w:val="24"/>
+          <w:szCs w:val="24"/>
+        </w:rPr>
+      </w:pPr>
+      <w:r>
+        <w:rPr>
+          <w:rFonts w:ascii="Times New Roman" w:eastAsia="Times New Roman" w:hAnsi="Times New Roman" w:cs="Times New Roman"/>
+          <w:b/>
+          <w:bCs/>
+          <w:sz w:val="24"/>
+          <w:szCs w:val="24"/>
+        </w:rPr>
+        <w:t>Màu sắc:</w:t>
+      </w:r>
+      <w:r>
+        <w:rPr>
+          <w:rFonts w:ascii="Times New Roman" w:eastAsia="Times New Roman" w:hAnsi="Times New Roman" w:cs="Times New Roman"/>
+          <w:sz w:val="24"/>
+          <w:szCs w:val="24"/>
+        </w:rPr>
+        <w:t xml:space="preserve"> Be, Khaki, Đen, Xanh rêu</w:t>
+      </w:r>
+    </w:p>
+    <w:p>
+      <w:pPr>
+        <w:numPr>
+          <w:ilvl w:val="0"/>
+          <w:numId w:val="12"/>
+        </w:numPr>
+        <w:spacing w:before="100" w:beforeAutospacing="1" w:after="100" w:afterAutospacing="1" w:line="240" w:lineRule="auto"/>
+        <w:rPr>
+          <w:rFonts w:ascii="Times New Roman" w:eastAsia="Times New Roman" w:hAnsi="Times New Roman" w:cs="Times New Roman"/>
+          <w:sz w:val="24"/>
+          <w:szCs w:val="24"/>
+        </w:rPr>
+      </w:pPr>
+      <w:r>
+        <w:rPr>
+          <w:rFonts w:ascii="Times New Roman" w:eastAsia="Times New Roman" w:hAnsi="Times New Roman" w:cs="Times New Roman"/>
+          <w:b/>
+          <w:bCs/>
+          <w:sz w:val="24"/>
+          <w:szCs w:val="24"/>
+        </w:rPr>
+        <w:t>Hướng dẫn bảo quản:</w:t>
+      </w:r>
+      <w:r>
+        <w:rPr>
+          <w:rFonts w:ascii="Times New Roman" w:eastAsia="Times New Roman" w:hAnsi="Times New Roman" w:cs="Times New Roman"/>
+          <w:sz w:val="24"/>
+          <w:szCs w:val="24"/>
+        </w:rPr>
+        <w:t xml:space="preserve"> Giặt chung với các sản phẩm cùng màu; tránh phơi trực tiếp dưới ánh nắng quá gắt</w:t>
+      </w:r>
+    </w:p>
+    <w:p>
+      <w:pPr>
+        <w:numPr>
+          <w:ilvl w:val="0"/>
+          <w:numId w:val="12"/>
+        </w:numPr>
+        <w:spacing w:before="100" w:beforeAutospacing="1" w:after="100" w:afterAutospacing="1" w:line="240" w:lineRule="auto"/>
+        <w:rPr>
+          <w:rFonts w:ascii="Times New Roman" w:eastAsia="Times New Roman" w:hAnsi="Times New Roman" w:cs="Times New Roman"/>
+          <w:sz w:val="24"/>
+          <w:szCs w:val="24"/>
+        </w:rPr>
+      </w:pPr>
+      <w:r>
+        <w:rPr>
+          <w:rFonts w:ascii="Times New Roman" w:eastAsia="Times New Roman" w:hAnsi="Times New Roman" w:cs="Times New Roman"/>
+          <w:b/>
+          <w:bCs/>
+          <w:sz w:val="24"/>
+          <w:szCs w:val="24"/>
+        </w:rPr>
+        <w:t>Giá bán:</w:t>
+      </w:r>
+      <w:r>
+        <w:rPr>
+          <w:rFonts w:ascii="Times New Roman" w:eastAsia="Times New Roman" w:hAnsi="Times New Roman" w:cs="Times New Roman"/>
+          <w:sz w:val="24"/>
+          <w:szCs w:val="24"/>
+        </w:rPr>
+        <w:t xml:space="preserve"> 199.000đ</w:t>
+      </w:r>
+    </w:p>
+    <w:p>
+      <w:pPr>
+        <w:pStyle w:val="Heading1"/>
+        <w:rPr>
+          <w:rFonts w:eastAsia="Times New Roman"/>
+        </w:rPr>
+      </w:pPr>
+      <w:r>
+        <w:rPr>
+          <w:rFonts w:eastAsia="Times New Roman"/>
+        </w:rPr>
+        <w:t>4. Quần Jogger Nỉ Ống Suông</w:t>
+      </w:r>
+    </w:p>
+    <w:p>
+      <w:pPr>
+        <w:numPr>
+          <w:ilvl w:val="0"/>
+          <w:numId w:val="13"/>
+        </w:numPr>
+        <w:spacing w:before="100" w:beforeAutospacing="1" w:after="100" w:afterAutospacing="1" w:line="240" w:lineRule="auto"/>
+        <w:rPr>
+          <w:rFonts w:ascii="Times New Roman" w:eastAsia="Times New Roman" w:hAnsi="Times New Roman" w:cs="Times New Roman"/>
+          <w:sz w:val="24"/>
+          <w:szCs w:val="24"/>
+        </w:rPr>
+      </w:pPr>
+      <w:r>
+        <w:rPr>
+          <w:rFonts w:ascii="Times New Roman" w:eastAsia="Times New Roman" w:hAnsi="Times New Roman" w:cs="Times New Roman"/>
+          <w:b/>
+          <w:bCs/>
+          <w:sz w:val="24"/>
+          <w:szCs w:val="24"/>
+        </w:rPr>
+        <w:t>Mã SKU:</w:t>
+      </w:r>
+      <w:r>
+        <w:rPr>
+          <w:rFonts w:ascii="Times New Roman" w:eastAsia="Times New Roman" w:hAnsi="Times New Roman" w:cs="Times New Roman"/>
+          <w:sz w:val="24"/>
+          <w:szCs w:val="24"/>
+        </w:rPr>
+        <w:t xml:space="preserve"> QJ-UNISEX-TL04</w:t>
+      </w:r>
+    </w:p>
+    <w:p>
+      <w:pPr>
+        <w:numPr>
+          <w:ilvl w:val="0"/>
+          <w:numId w:val="13"/>
+        </w:numPr>
+        <w:spacing w:before="100" w:beforeAutospacing="1" w:after="100" w:afterAutospacing="1" w:line="240" w:lineRule="auto"/>
+        <w:rPr>
+          <w:rFonts w:ascii="Times New Roman" w:eastAsia="Times New Roman" w:hAnsi="Times New Roman" w:cs="Times New Roman"/>
+          <w:sz w:val="24"/>
+          <w:szCs w:val="24"/>
+        </w:rPr>
+      </w:pPr>
+      <w:r>
+        <w:rPr>
+          <w:rFonts w:ascii="Times New Roman" w:eastAsia="Times New Roman" w:hAnsi="Times New Roman" w:cs="Times New Roman"/>
+          <w:b/>
+          <w:bCs/>
+          <w:sz w:val="24"/>
+          <w:szCs w:val="24"/>
+        </w:rPr>
+        <w:t>Danh mục:</w:t>
+      </w:r>
+      <w:r>
+        <w:rPr>
+          <w:rFonts w:ascii="Times New Roman" w:eastAsia="Times New Roman" w:hAnsi="Times New Roman" w:cs="Times New Roman"/>
+          <w:sz w:val="24"/>
+          <w:szCs w:val="24"/>
+        </w:rPr>
+        <w:t xml:space="preserve"> Quần jogger unisex</w:t>
+      </w:r>
+    </w:p>
+    <w:p>
+      <w:pPr>
+        <w:numPr>
+          <w:ilvl w:val="0"/>
+          <w:numId w:val="13"/>
+        </w:numPr>
+        <w:spacing w:before="100" w:beforeAutospacing="1" w:after="100" w:afterAutospacing="1" w:line="240" w:lineRule="auto"/>
+        <w:rPr>
+          <w:rFonts w:ascii="Times New Roman" w:eastAsia="Times New Roman" w:hAnsi="Times New Roman" w:cs="Times New Roman"/>
+          <w:sz w:val="24"/>
+          <w:szCs w:val="24"/>
+        </w:rPr>
+      </w:pPr>
+      <w:r>
+        <w:rPr>
+          <w:rFonts w:ascii="Times New Roman" w:eastAsia="Times New Roman" w:hAnsi="Times New Roman" w:cs="Times New Roman"/>
+          <w:b/>
+          <w:bCs/>
+          <w:sz w:val="24"/>
+          <w:szCs w:val="24"/>
+        </w:rPr>
+        <w:t>Chất liệu:</w:t>
+      </w:r>
+      <w:r>
+        <w:rPr>
+          <w:rFonts w:ascii="Times New Roman" w:eastAsia="Times New Roman" w:hAnsi="Times New Roman" w:cs="Times New Roman"/>
+          <w:sz w:val="24"/>
+          <w:szCs w:val="24"/>
+        </w:rPr>
+        <w:t xml:space="preserve"> Nỉ chân cua (Dày dặn vừa phải, không bị bí, bề mặt mịn)</w:t>
+      </w:r>
+    </w:p>
+    <w:p>
+      <w:pPr>
+        <w:numPr>
+          <w:ilvl w:val="0"/>
+          <w:numId w:val="13"/>
+        </w:numPr>
+        <w:spacing w:before="100" w:beforeAutospacing="1" w:after="100" w:afterAutospacing="1" w:line="240" w:lineRule="auto"/>
+        <w:rPr>
+          <w:rFonts w:ascii="Times New Roman" w:eastAsia="Times New Roman" w:hAnsi="Times New Roman" w:cs="Times New Roman"/>
+          <w:sz w:val="24"/>
+          <w:szCs w:val="24"/>
+        </w:rPr>
+      </w:pPr>
+      <w:r>
+        <w:rPr>
+          <w:rFonts w:ascii="Times New Roman" w:eastAsia="Times New Roman" w:hAnsi="Times New Roman" w:cs="Times New Roman"/>
+          <w:b/>
+          <w:bCs/>
+          <w:sz w:val="24"/>
+          <w:szCs w:val="24"/>
+        </w:rPr>
+        <w:t>Đặc điểm nổi bật:</w:t>
+      </w:r>
+      <w:r>
+        <w:rPr>
+          <w:rFonts w:ascii="Times New Roman" w:eastAsia="Times New Roman" w:hAnsi="Times New Roman" w:cs="Times New Roman"/>
+          <w:sz w:val="24"/>
+          <w:szCs w:val="24"/>
+        </w:rPr>
+        <w:t xml:space="preserve"> Cạp chun co giãn có dây rút, ống suông rộng mang phong cách Streetwear cá tính</w:t>
+      </w:r>
+    </w:p>
+    <w:p>
+      <w:pPr>
+        <w:numPr>
+          <w:ilvl w:val="0"/>
+          <w:numId w:val="13"/>
+        </w:numPr>
+        <w:spacing w:before="100" w:beforeAutospacing="1" w:after="100" w:afterAutospacing="1" w:line="240" w:lineRule="auto"/>
+        <w:rPr>
+          <w:rFonts w:ascii="Times New Roman" w:eastAsia="Times New Roman" w:hAnsi="Times New Roman" w:cs="Times New Roman"/>
+          <w:sz w:val="24"/>
+          <w:szCs w:val="24"/>
+        </w:rPr>
+      </w:pPr>
+      <w:r>
+        <w:rPr>
+          <w:rFonts w:ascii="Times New Roman" w:eastAsia="Times New Roman" w:hAnsi="Times New Roman" w:cs="Times New Roman"/>
+          <w:b/>
+          <w:bCs/>
+          <w:sz w:val="24"/>
+          <w:szCs w:val="24"/>
+        </w:rPr>
+        <w:lastRenderedPageBreak/>
+        <w:t>Hướng dẫn chọn size:</w:t>
+      </w:r>
+      <w:r>
+        <w:rPr>
+          <w:rFonts w:ascii="Times New Roman" w:eastAsia="Times New Roman" w:hAnsi="Times New Roman" w:cs="Times New Roman"/>
+          <w:sz w:val="24"/>
+          <w:szCs w:val="24"/>
+        </w:rPr>
+        <w:t xml:space="preserve"> M đến XXL (Phù hợp cho cả nam và nữ, cân nặng từ 45kg đến 85kg)</w:t>
+      </w:r>
+    </w:p>
+    <w:p>
+      <w:pPr>
+        <w:numPr>
+          <w:ilvl w:val="0"/>
+          <w:numId w:val="13"/>
+        </w:numPr>
+        <w:spacing w:before="100" w:beforeAutospacing="1" w:after="100" w:afterAutospacing="1" w:line="240" w:lineRule="auto"/>
+        <w:rPr>
+          <w:rFonts w:ascii="Times New Roman" w:eastAsia="Times New Roman" w:hAnsi="Times New Roman" w:cs="Times New Roman"/>
+          <w:sz w:val="24"/>
+          <w:szCs w:val="24"/>
+        </w:rPr>
+      </w:pPr>
+      <w:r>
+        <w:rPr>
+          <w:rFonts w:ascii="Times New Roman" w:eastAsia="Times New Roman" w:hAnsi="Times New Roman" w:cs="Times New Roman"/>
+          <w:b/>
+          <w:bCs/>
+          <w:sz w:val="24"/>
+          <w:szCs w:val="24"/>
+        </w:rPr>
+        <w:t>Màu sắc:</w:t>
+      </w:r>
+      <w:r>
+        <w:rPr>
+          <w:rFonts w:ascii="Times New Roman" w:eastAsia="Times New Roman" w:hAnsi="Times New Roman" w:cs="Times New Roman"/>
+          <w:sz w:val="24"/>
+          <w:szCs w:val="24"/>
+        </w:rPr>
+        <w:t xml:space="preserve"> Xám tiêu, Đen, Kem nudes</w:t>
+      </w:r>
+    </w:p>
+    <w:p>
+      <w:pPr>
+        <w:numPr>
+          <w:ilvl w:val="0"/>
+          <w:numId w:val="13"/>
+        </w:numPr>
+        <w:spacing w:before="100" w:beforeAutospacing="1" w:after="100" w:afterAutospacing="1" w:line="240" w:lineRule="auto"/>
+        <w:rPr>
+          <w:rFonts w:ascii="Times New Roman" w:eastAsia="Times New Roman" w:hAnsi="Times New Roman" w:cs="Times New Roman"/>
+          <w:sz w:val="24"/>
+          <w:szCs w:val="24"/>
+        </w:rPr>
+      </w:pPr>
+      <w:r>
+        <w:rPr>
+          <w:rFonts w:ascii="Times New Roman" w:eastAsia="Times New Roman" w:hAnsi="Times New Roman" w:cs="Times New Roman"/>
+          <w:b/>
+          <w:bCs/>
+          <w:sz w:val="24"/>
+          <w:szCs w:val="24"/>
+        </w:rPr>
+        <w:t>Hướng dẫn bảo quản:</w:t>
+      </w:r>
+      <w:r>
+        <w:rPr>
+          <w:rFonts w:ascii="Times New Roman" w:eastAsia="Times New Roman" w:hAnsi="Times New Roman" w:cs="Times New Roman"/>
+          <w:sz w:val="24"/>
+          <w:szCs w:val="24"/>
+        </w:rPr>
+        <w:t xml:space="preserve"> Hạn chế sấy ở nhiệt độ cao; giặt mặt trái để giữ bề mặt nỉ không bị xù lông</w:t>
+      </w:r>
+    </w:p>
+    <w:p>
+      <w:pPr>
+        <w:numPr>
+          <w:ilvl w:val="0"/>
+          <w:numId w:val="13"/>
+        </w:numPr>
+        <w:spacing w:before="100" w:beforeAutospacing="1" w:after="100" w:afterAutospacing="1" w:line="240" w:lineRule="auto"/>
+        <w:rPr>
+          <w:rFonts w:ascii="Times New Roman" w:eastAsia="Times New Roman" w:hAnsi="Times New Roman" w:cs="Times New Roman"/>
+          <w:sz w:val="24"/>
+          <w:szCs w:val="24"/>
+        </w:rPr>
+      </w:pPr>
+      <w:r>
+        <w:rPr>
+          <w:rFonts w:ascii="Times New Roman" w:eastAsia="Times New Roman" w:hAnsi="Times New Roman" w:cs="Times New Roman"/>
+          <w:b/>
+          <w:bCs/>
+          <w:sz w:val="24"/>
+          <w:szCs w:val="24"/>
+        </w:rPr>
+        <w:t>Giá bán:</w:t>
+      </w:r>
+      <w:r>
+        <w:rPr>
+          <w:rFonts w:ascii="Times New Roman" w:eastAsia="Times New Roman" w:hAnsi="Times New Roman" w:cs="Times New Roman"/>
+          <w:sz w:val="24"/>
+          <w:szCs w:val="24"/>
+        </w:rPr>
+        <w:t xml:space="preserve"> 189.000đ</w:t>
+      </w:r>
+    </w:p>
+    <w:p>
+      <w:pPr>
+        <w:spacing w:before="100" w:beforeAutospacing="1" w:after="100" w:afterAutospacing="1" w:line="240" w:lineRule="auto"/>
+        <w:rPr>
+          <w:rFonts w:ascii="Times New Roman" w:eastAsia="Times New Roman" w:hAnsi="Times New Roman" w:cs="Times New Roman"/>
+          <w:sz w:val="24"/>
+          <w:szCs w:val="24"/>
+        </w:rPr>
+      </w:pPr>
+    </w:p>
+    <w:p>
+      <w:pPr>
+        <w:pStyle w:val="Heading1"/>
+        <w:rPr>
+          <w:rFonts w:eastAsia="Times New Roman"/>
+        </w:rPr>
+      </w:pPr>
+      <w:r>
+        <w:rPr>
+          <w:rFonts w:eastAsia="Times New Roman"/>
+        </w:rPr>
+        <w:t>BẢNG QUY ĐỔI SIZE CHO TẤT CẢ SẢN PHẨM / QUẦN ÁO / QUẦN SHORT</w:t>
       </w:r>
       <w:bookmarkStart w:id="0" w:name="_GoBack"/>
       <w:bookmarkEnd w:id="0"/>
+      <w:r>
+        <w:rPr>
+          <w:rFonts w:eastAsia="Times New Roman"/>
+        </w:rPr>
+        <w:t xml:space="preserve"> </w:t>
+      </w:r>
+    </w:p>
+    <w:p>
+      <w:pPr>
+        <w:numPr>
+          <w:ilvl w:val="0"/>
+          <w:numId w:val="9"/>
+        </w:numPr>
+        <w:spacing w:before="100" w:beforeAutospacing="1" w:after="100" w:afterAutospacing="1" w:line="240" w:lineRule="auto"/>
+        <w:rPr>
+          <w:rFonts w:ascii="Times New Roman" w:eastAsia="Times New Roman" w:hAnsi="Times New Roman" w:cs="Times New Roman"/>
+          <w:sz w:val="24"/>
+          <w:szCs w:val="24"/>
+        </w:rPr>
+      </w:pPr>
+      <w:r>
+        <w:rPr>
+          <w:rFonts w:ascii="Times New Roman" w:eastAsia="Times New Roman" w:hAnsi="Times New Roman" w:cs="Times New Roman"/>
+          <w:b/>
+          <w:bCs/>
+          <w:sz w:val="24"/>
+          <w:szCs w:val="24"/>
+        </w:rPr>
+        <w:t>Size S:</w:t>
+      </w:r>
+      <w:r>
+        <w:rPr>
+          <w:rFonts w:ascii="Times New Roman" w:eastAsia="Times New Roman" w:hAnsi="Times New Roman" w:cs="Times New Roman"/>
+          <w:sz w:val="24"/>
+          <w:szCs w:val="24"/>
+        </w:rPr>
+        <w:t xml:space="preserve"> Cân nặng 45 - 55kg | Chiều cao 1m50 - 1m60</w:t>
+      </w:r>
+    </w:p>
+    <w:p>
+      <w:pPr>
+        <w:numPr>
+          <w:ilvl w:val="0"/>
+          <w:numId w:val="9"/>
+        </w:numPr>
+        <w:spacing w:before="100" w:beforeAutospacing="1" w:after="100" w:afterAutospacing="1" w:line="240" w:lineRule="auto"/>
+        <w:rPr>
+          <w:rFonts w:ascii="Times New Roman" w:eastAsia="Times New Roman" w:hAnsi="Times New Roman" w:cs="Times New Roman"/>
+          <w:sz w:val="24"/>
+          <w:szCs w:val="24"/>
+        </w:rPr>
+      </w:pPr>
+      <w:r>
+        <w:rPr>
+          <w:rFonts w:ascii="Times New Roman" w:eastAsia="Times New Roman" w:hAnsi="Times New Roman" w:cs="Times New Roman"/>
+          <w:b/>
+          <w:bCs/>
+          <w:sz w:val="24"/>
+          <w:szCs w:val="24"/>
+        </w:rPr>
+        <w:t>Size M:</w:t>
+      </w:r>
+      <w:r>
+        <w:rPr>
+          <w:rFonts w:ascii="Times New Roman" w:eastAsia="Times New Roman" w:hAnsi="Times New Roman" w:cs="Times New Roman"/>
+          <w:sz w:val="24"/>
+          <w:szCs w:val="24"/>
+        </w:rPr>
+        <w:t xml:space="preserve"> Cân nặng 56 - 65kg | Chiều cao 1m61 - 1m70</w:t>
+      </w:r>
+    </w:p>
+    <w:p>
+      <w:pPr>
+        <w:numPr>
+          <w:ilvl w:val="0"/>
+          <w:numId w:val="9"/>
+        </w:numPr>
+        <w:spacing w:before="100" w:beforeAutospacing="1" w:after="100" w:afterAutospacing="1" w:line="240" w:lineRule="auto"/>
+        <w:rPr>
+          <w:rFonts w:ascii="Times New Roman" w:eastAsia="Times New Roman" w:hAnsi="Times New Roman" w:cs="Times New Roman"/>
+          <w:sz w:val="24"/>
+          <w:szCs w:val="24"/>
+        </w:rPr>
+      </w:pPr>
+      <w:r>
+        <w:rPr>
+          <w:rFonts w:ascii="Times New Roman" w:eastAsia="Times New Roman" w:hAnsi="Times New Roman" w:cs="Times New Roman"/>
+          <w:b/>
+          <w:bCs/>
+          <w:sz w:val="24"/>
+          <w:szCs w:val="24"/>
+        </w:rPr>
+        <w:t>Size L:</w:t>
+      </w:r>
+      <w:r>
+        <w:rPr>
+          <w:rFonts w:ascii="Times New Roman" w:eastAsia="Times New Roman" w:hAnsi="Times New Roman" w:cs="Times New Roman"/>
+          <w:sz w:val="24"/>
+          <w:szCs w:val="24"/>
+        </w:rPr>
+        <w:t xml:space="preserve"> Cân nặng 66 - 75kg | Chiều cao 1m71 - 1m80</w:t>
+      </w:r>
+    </w:p>
+    <w:p>
+      <w:pPr>
+        <w:numPr>
+          <w:ilvl w:val="0"/>
+          <w:numId w:val="9"/>
+        </w:numPr>
+        <w:spacing w:before="100" w:beforeAutospacing="1" w:after="100" w:afterAutospacing="1" w:line="240" w:lineRule="auto"/>
+        <w:rPr>
+          <w:rFonts w:ascii="Times New Roman" w:eastAsia="Times New Roman" w:hAnsi="Times New Roman" w:cs="Times New Roman"/>
+          <w:sz w:val="24"/>
+          <w:szCs w:val="24"/>
+        </w:rPr>
+      </w:pPr>
+      <w:r>
+        <w:rPr>
+          <w:rFonts w:ascii="Times New Roman" w:eastAsia="Times New Roman" w:hAnsi="Times New Roman" w:cs="Times New Roman"/>
+          <w:b/>
+          <w:bCs/>
+          <w:sz w:val="24"/>
+          <w:szCs w:val="24"/>
+        </w:rPr>
+        <w:t>Size XL:</w:t>
+      </w:r>
+      <w:r>
+        <w:rPr>
+          <w:rFonts w:ascii="Times New Roman" w:eastAsia="Times New Roman" w:hAnsi="Times New Roman" w:cs="Times New Roman"/>
+          <w:sz w:val="24"/>
+          <w:szCs w:val="24"/>
+        </w:rPr>
+        <w:t xml:space="preserve"> Cân nặng 76 - 85kg | Chiều cao 1m81 - 1m90</w:t>
+      </w:r>
+    </w:p>
+    <w:p>
+      <w:pPr>
+        <w:numPr>
+          <w:ilvl w:val="0"/>
+          <w:numId w:val="9"/>
+        </w:numPr>
+        <w:spacing w:before="100" w:beforeAutospacing="1" w:after="100" w:afterAutospacing="1" w:line="240" w:lineRule="auto"/>
+        <w:rPr>
+          <w:rFonts w:ascii="Times New Roman" w:eastAsia="Times New Roman" w:hAnsi="Times New Roman" w:cs="Times New Roman"/>
+          <w:sz w:val="24"/>
+          <w:szCs w:val="24"/>
+        </w:rPr>
+      </w:pPr>
+      <w:r>
+        <w:rPr>
+          <w:rFonts w:ascii="Times New Roman" w:eastAsia="Times New Roman" w:hAnsi="Times New Roman" w:cs="Times New Roman"/>
+          <w:b/>
+          <w:bCs/>
+          <w:sz w:val="24"/>
+          <w:szCs w:val="24"/>
+        </w:rPr>
+        <w:t>Lưu ý:</w:t>
+      </w:r>
+      <w:r>
+        <w:rPr>
+          <w:rFonts w:ascii="Times New Roman" w:eastAsia="Times New Roman" w:hAnsi="Times New Roman" w:cs="Times New Roman"/>
+          <w:sz w:val="24"/>
+          <w:szCs w:val="24"/>
+        </w:rPr>
+        <w:t xml:space="preserve"> Nếu thông số nằm giữa 2 size, ưu tiên chọn size theo cân nặng để mặc thoải mái hơn.</w:t>
+      </w:r>
+    </w:p>
+    <w:p>
+      <w:pPr>
+        <w:pStyle w:val="Heading1"/>
+      </w:pPr>
+      <w:r>
+        <w:t>Chính sách đổi trả:</w:t>
+      </w:r>
     </w:p>
     <w:p>
       <w:r>
@@ -1360,6 +2397,155 @@
 <file path=word/numbering.xml><?xml version="1.0" encoding="utf-8"?>
 <w:numbering xmlns:wpc="http://schemas.microsoft.com/office/word/2010/wordprocessingCanvas" xmlns:cx="http://schemas.microsoft.com/office/drawing/2014/chartex" xmlns:mc="http://schemas.openxmlformats.org/markup-compatibility/2006" xmlns:o="urn:schemas-microsoft-com:office:office" xmlns:r="http://schemas.openxmlformats.org/officeDocument/2006/relationships" xmlns:m="http://schemas.openxmlformats.org/officeDocument/2006/math" xmlns:v="urn:schemas-microsoft-com:vml" xmlns:wp14="http://schemas.microsoft.com/office/word/2010/wordprocessingDrawing" xmlns:wp="http://schemas.openxmlformats.org/drawingml/2006/wordprocessingDrawing" xmlns:w10="urn:schemas-microsoft-com:office:word" xmlns:w="http://schemas.openxmlformats.org/wordprocessingml/2006/main" xmlns:w14="http://schemas.microsoft.com/office/word/2010/wordml" xmlns:w15="http://schemas.microsoft.com/office/word/2012/wordml" xmlns:w16se="http://schemas.microsoft.com/office/word/2015/wordml/symex" xmlns:wpg="http://schemas.microsoft.com/office/word/2010/wordprocessingGroup" xmlns:wpi="http://schemas.microsoft.com/office/word/2010/wordprocessingInk" xmlns:wne="http://schemas.microsoft.com/office/word/2006/wordml" xmlns:wps="http://schemas.microsoft.com/office/word/2010/wordprocessingShape" mc:Ignorable="w14 w15 w16se wp14">
   <w:abstractNum w:abstractNumId="0" w15:restartNumberingAfterBreak="0">
+    <w:nsid w:val="037C5F23"/>
+    <w:multiLevelType w:val="multilevel"/>
+    <w:tmpl w:val="22440C1C"/>
+    <w:lvl w:ilvl="0">
+      <w:start w:val="1"/>
+      <w:numFmt w:val="bullet"/>
+      <w:lvlText w:val=""/>
+      <w:lvlJc w:val="left"/>
+      <w:pPr>
+        <w:tabs>
+          <w:tab w:val="num" w:pos="720"/>
+        </w:tabs>
+        <w:ind w:left="720" w:hanging="360"/>
+      </w:pPr>
+      <w:rPr>
+        <w:rFonts w:ascii="Symbol" w:hAnsi="Symbol" w:hint="default"/>
+        <w:sz w:val="20"/>
+      </w:rPr>
+    </w:lvl>
+    <w:lvl w:ilvl="1" w:tentative="1">
+      <w:start w:val="1"/>
+      <w:numFmt w:val="bullet"/>
+      <w:lvlText w:val="o"/>
+      <w:lvlJc w:val="left"/>
+      <w:pPr>
+        <w:tabs>
+          <w:tab w:val="num" w:pos="1440"/>
+        </w:tabs>
+        <w:ind w:left="1440" w:hanging="360"/>
+      </w:pPr>
+      <w:rPr>
+        <w:rFonts w:ascii="Courier New" w:hAnsi="Courier New" w:hint="default"/>
+        <w:sz w:val="20"/>
+      </w:rPr>
+    </w:lvl>
+    <w:lvl w:ilvl="2" w:tentative="1">
+      <w:start w:val="1"/>
+      <w:numFmt w:val="bullet"/>
+      <w:lvlText w:val=""/>
+      <w:lvlJc w:val="left"/>
+      <w:pPr>
+        <w:tabs>
+          <w:tab w:val="num" w:pos="2160"/>
+        </w:tabs>
+        <w:ind w:left="2160" w:hanging="360"/>
+      </w:pPr>
+      <w:rPr>
+        <w:rFonts w:ascii="Wingdings" w:hAnsi="Wingdings" w:hint="default"/>
+        <w:sz w:val="20"/>
+      </w:rPr>
+    </w:lvl>
+    <w:lvl w:ilvl="3" w:tentative="1">
+      <w:start w:val="1"/>
+      <w:numFmt w:val="bullet"/>
+      <w:lvlText w:val=""/>
+      <w:lvlJc w:val="left"/>
+      <w:pPr>
+        <w:tabs>
+          <w:tab w:val="num" w:pos="2880"/>
+        </w:tabs>
+        <w:ind w:left="2880" w:hanging="360"/>
+      </w:pPr>
+      <w:rPr>
+        <w:rFonts w:ascii="Wingdings" w:hAnsi="Wingdings" w:hint="default"/>
+        <w:sz w:val="20"/>
+      </w:rPr>
+    </w:lvl>
+    <w:lvl w:ilvl="4" w:tentative="1">
+      <w:start w:val="1"/>
+      <w:numFmt w:val="bullet"/>
+      <w:lvlText w:val=""/>
+      <w:lvlJc w:val="left"/>
+      <w:pPr>
+        <w:tabs>
+          <w:tab w:val="num" w:pos="3600"/>
+        </w:tabs>
+        <w:ind w:left="3600" w:hanging="360"/>
+      </w:pPr>
+      <w:rPr>
+        <w:rFonts w:ascii="Wingdings" w:hAnsi="Wingdings" w:hint="default"/>
+        <w:sz w:val="20"/>
+      </w:rPr>
+    </w:lvl>
+    <w:lvl w:ilvl="5" w:tentative="1">
+      <w:start w:val="1"/>
+      <w:numFmt w:val="bullet"/>
+      <w:lvlText w:val=""/>
+      <w:lvlJc w:val="left"/>
+      <w:pPr>
+        <w:tabs>
+          <w:tab w:val="num" w:pos="4320"/>
+        </w:tabs>
+        <w:ind w:left="4320" w:hanging="360"/>
+      </w:pPr>
+      <w:rPr>
+        <w:rFonts w:ascii="Wingdings" w:hAnsi="Wingdings" w:hint="default"/>
+        <w:sz w:val="20"/>
+      </w:rPr>
+    </w:lvl>
+    <w:lvl w:ilvl="6" w:tentative="1">
+      <w:start w:val="1"/>
+      <w:numFmt w:val="bullet"/>
+      <w:lvlText w:val=""/>
+      <w:lvlJc w:val="left"/>
+      <w:pPr>
+        <w:tabs>
+          <w:tab w:val="num" w:pos="5040"/>
+        </w:tabs>
+        <w:ind w:left="5040" w:hanging="360"/>
+      </w:pPr>
+      <w:rPr>
+        <w:rFonts w:ascii="Wingdings" w:hAnsi="Wingdings" w:hint="default"/>
+        <w:sz w:val="20"/>
+      </w:rPr>
+    </w:lvl>
+    <w:lvl w:ilvl="7" w:tentative="1">
+      <w:start w:val="1"/>
+      <w:numFmt w:val="bullet"/>
+      <w:lvlText w:val=""/>
+      <w:lvlJc w:val="left"/>
+      <w:pPr>
+        <w:tabs>
+          <w:tab w:val="num" w:pos="5760"/>
+        </w:tabs>
+        <w:ind w:left="5760" w:hanging="360"/>
+      </w:pPr>
+      <w:rPr>
+        <w:rFonts w:ascii="Wingdings" w:hAnsi="Wingdings" w:hint="default"/>
+        <w:sz w:val="20"/>
+      </w:rPr>
+    </w:lvl>
+    <w:lvl w:ilvl="8" w:tentative="1">
+      <w:start w:val="1"/>
+      <w:numFmt w:val="bullet"/>
+      <w:lvlText w:val=""/>
+      <w:lvlJc w:val="left"/>
+      <w:pPr>
+        <w:tabs>
+          <w:tab w:val="num" w:pos="6480"/>
+        </w:tabs>
+        <w:ind w:left="6480" w:hanging="360"/>
+      </w:pPr>
+      <w:rPr>
+        <w:rFonts w:ascii="Wingdings" w:hAnsi="Wingdings" w:hint="default"/>
+        <w:sz w:val="20"/>
+      </w:rPr>
+    </w:lvl>
+  </w:abstractNum>
+  <w:abstractNum w:abstractNumId="1" w15:restartNumberingAfterBreak="0">
     <w:nsid w:val="08FF5135"/>
     <w:multiLevelType w:val="multilevel"/>
     <w:tmpl w:val="61460FA6"/>
@@ -1508,7 +2694,7 @@
       </w:rPr>
     </w:lvl>
   </w:abstractNum>
-  <w:abstractNum w:abstractNumId="1" w15:restartNumberingAfterBreak="0">
+  <w:abstractNum w:abstractNumId="2" w15:restartNumberingAfterBreak="0">
     <w:nsid w:val="3F2357F3"/>
     <w:multiLevelType w:val="hybridMultilevel"/>
     <w:tmpl w:val="A9A21F52"/>
@@ -1621,7 +2807,7 @@
       </w:rPr>
     </w:lvl>
   </w:abstractNum>
-  <w:abstractNum w:abstractNumId="2" w15:restartNumberingAfterBreak="0">
+  <w:abstractNum w:abstractNumId="3" w15:restartNumberingAfterBreak="0">
     <w:nsid w:val="4D1C7092"/>
     <w:multiLevelType w:val="multilevel"/>
     <w:tmpl w:val="A4F0078A"/>
@@ -1770,7 +2956,7 @@
       </w:rPr>
     </w:lvl>
   </w:abstractNum>
-  <w:abstractNum w:abstractNumId="3" w15:restartNumberingAfterBreak="0">
+  <w:abstractNum w:abstractNumId="4" w15:restartNumberingAfterBreak="0">
     <w:nsid w:val="50C1314C"/>
     <w:multiLevelType w:val="multilevel"/>
     <w:tmpl w:val="C69C029C"/>
@@ -1919,7 +3105,7 @@
       </w:rPr>
     </w:lvl>
   </w:abstractNum>
-  <w:abstractNum w:abstractNumId="4" w15:restartNumberingAfterBreak="0">
+  <w:abstractNum w:abstractNumId="5" w15:restartNumberingAfterBreak="0">
     <w:nsid w:val="545464A4"/>
     <w:multiLevelType w:val="multilevel"/>
     <w:tmpl w:val="7868B4A8"/>
@@ -2068,7 +3254,7 @@
       </w:rPr>
     </w:lvl>
   </w:abstractNum>
-  <w:abstractNum w:abstractNumId="5" w15:restartNumberingAfterBreak="0">
+  <w:abstractNum w:abstractNumId="6" w15:restartNumberingAfterBreak="0">
     <w:nsid w:val="596E200F"/>
     <w:multiLevelType w:val="hybridMultilevel"/>
     <w:tmpl w:val="125CC62E"/>
@@ -2181,7 +3367,156 @@
       </w:rPr>
     </w:lvl>
   </w:abstractNum>
-  <w:abstractNum w:abstractNumId="6" w15:restartNumberingAfterBreak="0">
+  <w:abstractNum w:abstractNumId="7" w15:restartNumberingAfterBreak="0">
+    <w:nsid w:val="5C50299B"/>
+    <w:multiLevelType w:val="multilevel"/>
+    <w:tmpl w:val="C74656F4"/>
+    <w:lvl w:ilvl="0">
+      <w:start w:val="1"/>
+      <w:numFmt w:val="bullet"/>
+      <w:lvlText w:val=""/>
+      <w:lvlJc w:val="left"/>
+      <w:pPr>
+        <w:tabs>
+          <w:tab w:val="num" w:pos="720"/>
+        </w:tabs>
+        <w:ind w:left="720" w:hanging="360"/>
+      </w:pPr>
+      <w:rPr>
+        <w:rFonts w:ascii="Symbol" w:hAnsi="Symbol" w:hint="default"/>
+        <w:sz w:val="20"/>
+      </w:rPr>
+    </w:lvl>
+    <w:lvl w:ilvl="1" w:tentative="1">
+      <w:start w:val="1"/>
+      <w:numFmt w:val="bullet"/>
+      <w:lvlText w:val="o"/>
+      <w:lvlJc w:val="left"/>
+      <w:pPr>
+        <w:tabs>
+          <w:tab w:val="num" w:pos="1440"/>
+        </w:tabs>
+        <w:ind w:left="1440" w:hanging="360"/>
+      </w:pPr>
+      <w:rPr>
+        <w:rFonts w:ascii="Courier New" w:hAnsi="Courier New" w:hint="default"/>
+        <w:sz w:val="20"/>
+      </w:rPr>
+    </w:lvl>
+    <w:lvl w:ilvl="2" w:tentative="1">
+      <w:start w:val="1"/>
+      <w:numFmt w:val="bullet"/>
+      <w:lvlText w:val=""/>
+      <w:lvlJc w:val="left"/>
+      <w:pPr>
+        <w:tabs>
+          <w:tab w:val="num" w:pos="2160"/>
+        </w:tabs>
+        <w:ind w:left="2160" w:hanging="360"/>
+      </w:pPr>
+      <w:rPr>
+        <w:rFonts w:ascii="Wingdings" w:hAnsi="Wingdings" w:hint="default"/>
+        <w:sz w:val="20"/>
+      </w:rPr>
+    </w:lvl>
+    <w:lvl w:ilvl="3" w:tentative="1">
+      <w:start w:val="1"/>
+      <w:numFmt w:val="bullet"/>
+      <w:lvlText w:val=""/>
+      <w:lvlJc w:val="left"/>
+      <w:pPr>
+        <w:tabs>
+          <w:tab w:val="num" w:pos="2880"/>
+        </w:tabs>
+        <w:ind w:left="2880" w:hanging="360"/>
+      </w:pPr>
+      <w:rPr>
+        <w:rFonts w:ascii="Wingdings" w:hAnsi="Wingdings" w:hint="default"/>
+        <w:sz w:val="20"/>
+      </w:rPr>
+    </w:lvl>
+    <w:lvl w:ilvl="4" w:tentative="1">
+      <w:start w:val="1"/>
+      <w:numFmt w:val="bullet"/>
+      <w:lvlText w:val=""/>
+      <w:lvlJc w:val="left"/>
+      <w:pPr>
+        <w:tabs>
+          <w:tab w:val="num" w:pos="3600"/>
+        </w:tabs>
+        <w:ind w:left="3600" w:hanging="360"/>
+      </w:pPr>
+      <w:rPr>
+        <w:rFonts w:ascii="Wingdings" w:hAnsi="Wingdings" w:hint="default"/>
+        <w:sz w:val="20"/>
+      </w:rPr>
+    </w:lvl>
+    <w:lvl w:ilvl="5" w:tentative="1">
+      <w:start w:val="1"/>
+      <w:numFmt w:val="bullet"/>
+      <w:lvlText w:val=""/>
+      <w:lvlJc w:val="left"/>
+      <w:pPr>
+        <w:tabs>
+          <w:tab w:val="num" w:pos="4320"/>
+        </w:tabs>
+        <w:ind w:left="4320" w:hanging="360"/>
+      </w:pPr>
+      <w:rPr>
+        <w:rFonts w:ascii="Wingdings" w:hAnsi="Wingdings" w:hint="default"/>
+        <w:sz w:val="20"/>
+      </w:rPr>
+    </w:lvl>
+    <w:lvl w:ilvl="6" w:tentative="1">
+      <w:start w:val="1"/>
+      <w:numFmt w:val="bullet"/>
+      <w:lvlText w:val=""/>
+      <w:lvlJc w:val="left"/>
+      <w:pPr>
+        <w:tabs>
+          <w:tab w:val="num" w:pos="5040"/>
+        </w:tabs>
+        <w:ind w:left="5040" w:hanging="360"/>
+      </w:pPr>
+      <w:rPr>
+        <w:rFonts w:ascii="Wingdings" w:hAnsi="Wingdings" w:hint="default"/>
+        <w:sz w:val="20"/>
+      </w:rPr>
+    </w:lvl>
+    <w:lvl w:ilvl="7" w:tentative="1">
+      <w:start w:val="1"/>
+      <w:numFmt w:val="bullet"/>
+      <w:lvlText w:val=""/>
+      <w:lvlJc w:val="left"/>
+      <w:pPr>
+        <w:tabs>
+          <w:tab w:val="num" w:pos="5760"/>
+        </w:tabs>
+        <w:ind w:left="5760" w:hanging="360"/>
+      </w:pPr>
+      <w:rPr>
+        <w:rFonts w:ascii="Wingdings" w:hAnsi="Wingdings" w:hint="default"/>
+        <w:sz w:val="20"/>
+      </w:rPr>
+    </w:lvl>
+    <w:lvl w:ilvl="8" w:tentative="1">
+      <w:start w:val="1"/>
+      <w:numFmt w:val="bullet"/>
+      <w:lvlText w:val=""/>
+      <w:lvlJc w:val="left"/>
+      <w:pPr>
+        <w:tabs>
+          <w:tab w:val="num" w:pos="6480"/>
+        </w:tabs>
+        <w:ind w:left="6480" w:hanging="360"/>
+      </w:pPr>
+      <w:rPr>
+        <w:rFonts w:ascii="Wingdings" w:hAnsi="Wingdings" w:hint="default"/>
+        <w:sz w:val="20"/>
+      </w:rPr>
+    </w:lvl>
+  </w:abstractNum>
+  <w:abstractNum w:abstractNumId="8" w15:restartNumberingAfterBreak="0">
     <w:nsid w:val="63340972"/>
     <w:multiLevelType w:val="hybridMultilevel"/>
     <w:tmpl w:val="37E81B18"/>
@@ -2294,7 +3629,156 @@
       </w:rPr>
     </w:lvl>
   </w:abstractNum>
-  <w:abstractNum w:abstractNumId="7" w15:restartNumberingAfterBreak="0">
+  <w:abstractNum w:abstractNumId="9" w15:restartNumberingAfterBreak="0">
+    <w:nsid w:val="693F58B0"/>
+    <w:multiLevelType w:val="multilevel"/>
+    <w:tmpl w:val="465EFAC6"/>
+    <w:lvl w:ilvl="0">
+      <w:start w:val="1"/>
+      <w:numFmt w:val="bullet"/>
+      <w:lvlText w:val=""/>
+      <w:lvlJc w:val="left"/>
+      <w:pPr>
+        <w:tabs>
+          <w:tab w:val="num" w:pos="720"/>
+        </w:tabs>
+        <w:ind w:left="720" w:hanging="360"/>
+      </w:pPr>
+      <w:rPr>
+        <w:rFonts w:ascii="Symbol" w:hAnsi="Symbol" w:hint="default"/>
+        <w:sz w:val="20"/>
+      </w:rPr>
+    </w:lvl>
+    <w:lvl w:ilvl="1" w:tentative="1">
+      <w:start w:val="1"/>
+      <w:numFmt w:val="bullet"/>
+      <w:lvlText w:val="o"/>
+      <w:lvlJc w:val="left"/>
+      <w:pPr>
+        <w:tabs>
+          <w:tab w:val="num" w:pos="1440"/>
+        </w:tabs>
+        <w:ind w:left="1440" w:hanging="360"/>
+      </w:pPr>
+      <w:rPr>
+        <w:rFonts w:ascii="Courier New" w:hAnsi="Courier New" w:hint="default"/>
+        <w:sz w:val="20"/>
+      </w:rPr>
+    </w:lvl>
+    <w:lvl w:ilvl="2" w:tentative="1">
+      <w:start w:val="1"/>
+      <w:numFmt w:val="bullet"/>
+      <w:lvlText w:val=""/>
+      <w:lvlJc w:val="left"/>
+      <w:pPr>
+        <w:tabs>
+          <w:tab w:val="num" w:pos="2160"/>
+        </w:tabs>
+        <w:ind w:left="2160" w:hanging="360"/>
+      </w:pPr>
+      <w:rPr>
+        <w:rFonts w:ascii="Wingdings" w:hAnsi="Wingdings" w:hint="default"/>
+        <w:sz w:val="20"/>
+      </w:rPr>
+    </w:lvl>
+    <w:lvl w:ilvl="3" w:tentative="1">
+      <w:start w:val="1"/>
+      <w:numFmt w:val="bullet"/>
+      <w:lvlText w:val=""/>
+      <w:lvlJc w:val="left"/>
+      <w:pPr>
+        <w:tabs>
+          <w:tab w:val="num" w:pos="2880"/>
+        </w:tabs>
+        <w:ind w:left="2880" w:hanging="360"/>
+      </w:pPr>
+      <w:rPr>
+        <w:rFonts w:ascii="Wingdings" w:hAnsi="Wingdings" w:hint="default"/>
+        <w:sz w:val="20"/>
+      </w:rPr>
+    </w:lvl>
+    <w:lvl w:ilvl="4" w:tentative="1">
+      <w:start w:val="1"/>
+      <w:numFmt w:val="bullet"/>
+      <w:lvlText w:val=""/>
+      <w:lvlJc w:val="left"/>
+      <w:pPr>
+        <w:tabs>
+          <w:tab w:val="num" w:pos="3600"/>
+        </w:tabs>
+        <w:ind w:left="3600" w:hanging="360"/>
+      </w:pPr>
+      <w:rPr>
+        <w:rFonts w:ascii="Wingdings" w:hAnsi="Wingdings" w:hint="default"/>
+        <w:sz w:val="20"/>
+      </w:rPr>
+    </w:lvl>
+    <w:lvl w:ilvl="5" w:tentative="1">
+      <w:start w:val="1"/>
+      <w:numFmt w:val="bullet"/>
+      <w:lvlText w:val=""/>
+      <w:lvlJc w:val="left"/>
+      <w:pPr>
+        <w:tabs>
+          <w:tab w:val="num" w:pos="4320"/>
+        </w:tabs>
+        <w:ind w:left="4320" w:hanging="360"/>
+      </w:pPr>
+      <w:rPr>
+        <w:rFonts w:ascii="Wingdings" w:hAnsi="Wingdings" w:hint="default"/>
+        <w:sz w:val="20"/>
+      </w:rPr>
+    </w:lvl>
+    <w:lvl w:ilvl="6" w:tentative="1">
+      <w:start w:val="1"/>
+      <w:numFmt w:val="bullet"/>
+      <w:lvlText w:val=""/>
+      <w:lvlJc w:val="left"/>
+      <w:pPr>
+        <w:tabs>
+          <w:tab w:val="num" w:pos="5040"/>
+        </w:tabs>
+        <w:ind w:left="5040" w:hanging="360"/>
+      </w:pPr>
+      <w:rPr>
+        <w:rFonts w:ascii="Wingdings" w:hAnsi="Wingdings" w:hint="default"/>
+        <w:sz w:val="20"/>
+      </w:rPr>
+    </w:lvl>
+    <w:lvl w:ilvl="7" w:tentative="1">
+      <w:start w:val="1"/>
+      <w:numFmt w:val="bullet"/>
+      <w:lvlText w:val=""/>
+      <w:lvlJc w:val="left"/>
+      <w:pPr>
+        <w:tabs>
+          <w:tab w:val="num" w:pos="5760"/>
+        </w:tabs>
+        <w:ind w:left="5760" w:hanging="360"/>
+      </w:pPr>
+      <w:rPr>
+        <w:rFonts w:ascii="Wingdings" w:hAnsi="Wingdings" w:hint="default"/>
+        <w:sz w:val="20"/>
+      </w:rPr>
+    </w:lvl>
+    <w:lvl w:ilvl="8" w:tentative="1">
+      <w:start w:val="1"/>
+      <w:numFmt w:val="bullet"/>
+      <w:lvlText w:val=""/>
+      <w:lvlJc w:val="left"/>
+      <w:pPr>
+        <w:tabs>
+          <w:tab w:val="num" w:pos="6480"/>
+        </w:tabs>
+        <w:ind w:left="6480" w:hanging="360"/>
+      </w:pPr>
+      <w:rPr>
+        <w:rFonts w:ascii="Wingdings" w:hAnsi="Wingdings" w:hint="default"/>
+        <w:sz w:val="20"/>
+      </w:rPr>
+    </w:lvl>
+  </w:abstractNum>
+  <w:abstractNum w:abstractNumId="10" w15:restartNumberingAfterBreak="0">
     <w:nsid w:val="6BFA1EEC"/>
     <w:multiLevelType w:val="hybridMultilevel"/>
     <w:tmpl w:val="FFA27F4C"/>
@@ -2407,7 +3891,156 @@
       </w:rPr>
     </w:lvl>
   </w:abstractNum>
-  <w:abstractNum w:abstractNumId="8" w15:restartNumberingAfterBreak="0">
+  <w:abstractNum w:abstractNumId="11" w15:restartNumberingAfterBreak="0">
+    <w:nsid w:val="6F957775"/>
+    <w:multiLevelType w:val="multilevel"/>
+    <w:tmpl w:val="1A50D846"/>
+    <w:lvl w:ilvl="0">
+      <w:start w:val="1"/>
+      <w:numFmt w:val="bullet"/>
+      <w:lvlText w:val=""/>
+      <w:lvlJc w:val="left"/>
+      <w:pPr>
+        <w:tabs>
+          <w:tab w:val="num" w:pos="720"/>
+        </w:tabs>
+        <w:ind w:left="720" w:hanging="360"/>
+      </w:pPr>
+      <w:rPr>
+        <w:rFonts w:ascii="Symbol" w:hAnsi="Symbol" w:hint="default"/>
+        <w:sz w:val="20"/>
+      </w:rPr>
+    </w:lvl>
+    <w:lvl w:ilvl="1" w:tentative="1">
+      <w:start w:val="1"/>
+      <w:numFmt w:val="bullet"/>
+      <w:lvlText w:val="o"/>
+      <w:lvlJc w:val="left"/>
+      <w:pPr>
+        <w:tabs>
+          <w:tab w:val="num" w:pos="1440"/>
+        </w:tabs>
+        <w:ind w:left="1440" w:hanging="360"/>
+      </w:pPr>
+      <w:rPr>
+        <w:rFonts w:ascii="Courier New" w:hAnsi="Courier New" w:hint="default"/>
+        <w:sz w:val="20"/>
+      </w:rPr>
+    </w:lvl>
+    <w:lvl w:ilvl="2" w:tentative="1">
+      <w:start w:val="1"/>
+      <w:numFmt w:val="bullet"/>
+      <w:lvlText w:val=""/>
+      <w:lvlJc w:val="left"/>
+      <w:pPr>
+        <w:tabs>
+          <w:tab w:val="num" w:pos="2160"/>
+        </w:tabs>
+        <w:ind w:left="2160" w:hanging="360"/>
+      </w:pPr>
+      <w:rPr>
+        <w:rFonts w:ascii="Wingdings" w:hAnsi="Wingdings" w:hint="default"/>
+        <w:sz w:val="20"/>
+      </w:rPr>
+    </w:lvl>
+    <w:lvl w:ilvl="3" w:tentative="1">
+      <w:start w:val="1"/>
+      <w:numFmt w:val="bullet"/>
+      <w:lvlText w:val=""/>
+      <w:lvlJc w:val="left"/>
+      <w:pPr>
+        <w:tabs>
+          <w:tab w:val="num" w:pos="2880"/>
+        </w:tabs>
+        <w:ind w:left="2880" w:hanging="360"/>
+      </w:pPr>
+      <w:rPr>
+        <w:rFonts w:ascii="Wingdings" w:hAnsi="Wingdings" w:hint="default"/>
+        <w:sz w:val="20"/>
+      </w:rPr>
+    </w:lvl>
+    <w:lvl w:ilvl="4" w:tentative="1">
+      <w:start w:val="1"/>
+      <w:numFmt w:val="bullet"/>
+      <w:lvlText w:val=""/>
+      <w:lvlJc w:val="left"/>
+      <w:pPr>
+        <w:tabs>
+          <w:tab w:val="num" w:pos="3600"/>
+        </w:tabs>
+        <w:ind w:left="3600" w:hanging="360"/>
+      </w:pPr>
+      <w:rPr>
+        <w:rFonts w:ascii="Wingdings" w:hAnsi="Wingdings" w:hint="default"/>
+        <w:sz w:val="20"/>
+      </w:rPr>
+    </w:lvl>
+    <w:lvl w:ilvl="5" w:tentative="1">
+      <w:start w:val="1"/>
+      <w:numFmt w:val="bullet"/>
+      <w:lvlText w:val=""/>
+      <w:lvlJc w:val="left"/>
+      <w:pPr>
+        <w:tabs>
+          <w:tab w:val="num" w:pos="4320"/>
+        </w:tabs>
+        <w:ind w:left="4320" w:hanging="360"/>
+      </w:pPr>
+      <w:rPr>
+        <w:rFonts w:ascii="Wingdings" w:hAnsi="Wingdings" w:hint="default"/>
+        <w:sz w:val="20"/>
+      </w:rPr>
+    </w:lvl>
+    <w:lvl w:ilvl="6" w:tentative="1">
+      <w:start w:val="1"/>
+      <w:numFmt w:val="bullet"/>
+      <w:lvlText w:val=""/>
+      <w:lvlJc w:val="left"/>
+      <w:pPr>
+        <w:tabs>
+          <w:tab w:val="num" w:pos="5040"/>
+        </w:tabs>
+        <w:ind w:left="5040" w:hanging="360"/>
+      </w:pPr>
+      <w:rPr>
+        <w:rFonts w:ascii="Wingdings" w:hAnsi="Wingdings" w:hint="default"/>
+        <w:sz w:val="20"/>
+      </w:rPr>
+    </w:lvl>
+    <w:lvl w:ilvl="7" w:tentative="1">
+      <w:start w:val="1"/>
+      <w:numFmt w:val="bullet"/>
+      <w:lvlText w:val=""/>
+      <w:lvlJc w:val="left"/>
+      <w:pPr>
+        <w:tabs>
+          <w:tab w:val="num" w:pos="5760"/>
+        </w:tabs>
+        <w:ind w:left="5760" w:hanging="360"/>
+      </w:pPr>
+      <w:rPr>
+        <w:rFonts w:ascii="Wingdings" w:hAnsi="Wingdings" w:hint="default"/>
+        <w:sz w:val="20"/>
+      </w:rPr>
+    </w:lvl>
+    <w:lvl w:ilvl="8" w:tentative="1">
+      <w:start w:val="1"/>
+      <w:numFmt w:val="bullet"/>
+      <w:lvlText w:val=""/>
+      <w:lvlJc w:val="left"/>
+      <w:pPr>
+        <w:tabs>
+          <w:tab w:val="num" w:pos="6480"/>
+        </w:tabs>
+        <w:ind w:left="6480" w:hanging="360"/>
+      </w:pPr>
+      <w:rPr>
+        <w:rFonts w:ascii="Wingdings" w:hAnsi="Wingdings" w:hint="default"/>
+        <w:sz w:val="20"/>
+      </w:rPr>
+    </w:lvl>
+  </w:abstractNum>
+  <w:abstractNum w:abstractNumId="12" w15:restartNumberingAfterBreak="0">
     <w:nsid w:val="73E4392C"/>
     <w:multiLevelType w:val="multilevel"/>
     <w:tmpl w:val="F98042B8"/>
@@ -2557,31 +4190,43 @@
     </w:lvl>
   </w:abstractNum>
   <w:num w:numId="1">
+    <w:abstractNumId w:val="8"/>
+  </w:num>
+  <w:num w:numId="2">
+    <w:abstractNumId w:val="10"/>
+  </w:num>
+  <w:num w:numId="3">
     <w:abstractNumId w:val="6"/>
   </w:num>
-  <w:num w:numId="2">
-    <w:abstractNumId w:val="7"/>
+  <w:num w:numId="4">
+    <w:abstractNumId w:val="2"/>
   </w:num>
-  <w:num w:numId="3">
+  <w:num w:numId="5">
     <w:abstractNumId w:val="5"/>
   </w:num>
-  <w:num w:numId="4">
+  <w:num w:numId="6">
     <w:abstractNumId w:val="1"/>
   </w:num>
-  <w:num w:numId="5">
+  <w:num w:numId="7">
     <w:abstractNumId w:val="4"/>
   </w:num>
-  <w:num w:numId="6">
+  <w:num w:numId="8">
+    <w:abstractNumId w:val="3"/>
+  </w:num>
+  <w:num w:numId="9">
+    <w:abstractNumId w:val="12"/>
+  </w:num>
+  <w:num w:numId="10">
+    <w:abstractNumId w:val="9"/>
+  </w:num>
+  <w:num w:numId="11">
     <w:abstractNumId w:val="0"/>
   </w:num>
-  <w:num w:numId="7">
-    <w:abstractNumId w:val="3"/>
+  <w:num w:numId="12">
+    <w:abstractNumId w:val="11"/>
   </w:num>
-  <w:num w:numId="8">
-    <w:abstractNumId w:val="2"/>
-  </w:num>
-  <w:num w:numId="9">
-    <w:abstractNumId w:val="8"/>
+  <w:num w:numId="13">
+    <w:abstractNumId w:val="7"/>
   </w:num>
 </w:numbering>
 </file>
@@ -3587,7 +5232,7 @@
 </file>
 
 <file path=customXml/itemProps1.xml><?xml version="1.0" encoding="utf-8"?>
-<ds:datastoreItem xmlns:ds="http://schemas.openxmlformats.org/officeDocument/2006/customXml" ds:itemID="{1442D41F-17E3-4321-9EAC-63ABFF4511B2}">
+<ds:datastoreItem xmlns:ds="http://schemas.openxmlformats.org/officeDocument/2006/customXml" ds:itemID="{1F6C33E8-33CE-4709-B840-283CB2A1A9FE}">
   <ds:schemaRefs>
     <ds:schemaRef ds:uri="http://schemas.openxmlformats.org/officeDocument/2006/bibliography"/>
   </ds:schemaRefs>

--- a/data/thoi_trang.docx
+++ b/data/thoi_trang.docx
@@ -2123,14 +2123,565 @@
         </w:rPr>
         <w:t>BẢNG QUY ĐỔI SIZE CHO TẤT CẢ SẢN PHẨM / QUẦN ÁO / QUẦN SHORT</w:t>
       </w:r>
+      <w:r>
+        <w:rPr>
+          <w:rFonts w:eastAsia="Times New Roman"/>
+        </w:rPr>
+        <w:t xml:space="preserve"> </w:t>
+      </w:r>
+    </w:p>
+    <w:p>
+      <w:pPr>
+        <w:numPr>
+          <w:ilvl w:val="0"/>
+          <w:numId w:val="9"/>
+        </w:numPr>
+        <w:spacing w:before="100" w:beforeAutospacing="1" w:after="100" w:afterAutospacing="1" w:line="240" w:lineRule="auto"/>
+        <w:rPr>
+          <w:rFonts w:ascii="Times New Roman" w:eastAsia="Times New Roman" w:hAnsi="Times New Roman" w:cs="Times New Roman"/>
+          <w:sz w:val="24"/>
+          <w:szCs w:val="24"/>
+        </w:rPr>
+      </w:pPr>
+      <w:r>
+        <w:rPr>
+          <w:rFonts w:ascii="Times New Roman" w:eastAsia="Times New Roman" w:hAnsi="Times New Roman" w:cs="Times New Roman"/>
+          <w:b/>
+          <w:bCs/>
+          <w:sz w:val="24"/>
+          <w:szCs w:val="24"/>
+        </w:rPr>
+        <w:t>Size S:</w:t>
+      </w:r>
+      <w:r>
+        <w:rPr>
+          <w:rFonts w:ascii="Times New Roman" w:eastAsia="Times New Roman" w:hAnsi="Times New Roman" w:cs="Times New Roman"/>
+          <w:sz w:val="24"/>
+          <w:szCs w:val="24"/>
+        </w:rPr>
+        <w:t xml:space="preserve"> Cân nặng 45 - 55kg | Chiều cao 1m50 - 1m60</w:t>
+      </w:r>
+    </w:p>
+    <w:p>
+      <w:pPr>
+        <w:numPr>
+          <w:ilvl w:val="0"/>
+          <w:numId w:val="9"/>
+        </w:numPr>
+        <w:spacing w:before="100" w:beforeAutospacing="1" w:after="100" w:afterAutospacing="1" w:line="240" w:lineRule="auto"/>
+        <w:rPr>
+          <w:rFonts w:ascii="Times New Roman" w:eastAsia="Times New Roman" w:hAnsi="Times New Roman" w:cs="Times New Roman"/>
+          <w:sz w:val="24"/>
+          <w:szCs w:val="24"/>
+        </w:rPr>
+      </w:pPr>
+      <w:r>
+        <w:rPr>
+          <w:rFonts w:ascii="Times New Roman" w:eastAsia="Times New Roman" w:hAnsi="Times New Roman" w:cs="Times New Roman"/>
+          <w:b/>
+          <w:bCs/>
+          <w:sz w:val="24"/>
+          <w:szCs w:val="24"/>
+        </w:rPr>
+        <w:t>Size M:</w:t>
+      </w:r>
+      <w:r>
+        <w:rPr>
+          <w:rFonts w:ascii="Times New Roman" w:eastAsia="Times New Roman" w:hAnsi="Times New Roman" w:cs="Times New Roman"/>
+          <w:sz w:val="24"/>
+          <w:szCs w:val="24"/>
+        </w:rPr>
+        <w:t xml:space="preserve"> Cân nặng 56 - 65kg | Chiều cao 1m61 - 1m70</w:t>
+      </w:r>
+    </w:p>
+    <w:p>
+      <w:pPr>
+        <w:numPr>
+          <w:ilvl w:val="0"/>
+          <w:numId w:val="9"/>
+        </w:numPr>
+        <w:spacing w:before="100" w:beforeAutospacing="1" w:after="100" w:afterAutospacing="1" w:line="240" w:lineRule="auto"/>
+        <w:rPr>
+          <w:rFonts w:ascii="Times New Roman" w:eastAsia="Times New Roman" w:hAnsi="Times New Roman" w:cs="Times New Roman"/>
+          <w:sz w:val="24"/>
+          <w:szCs w:val="24"/>
+        </w:rPr>
+      </w:pPr>
+      <w:r>
+        <w:rPr>
+          <w:rFonts w:ascii="Times New Roman" w:eastAsia="Times New Roman" w:hAnsi="Times New Roman" w:cs="Times New Roman"/>
+          <w:b/>
+          <w:bCs/>
+          <w:sz w:val="24"/>
+          <w:szCs w:val="24"/>
+        </w:rPr>
+        <w:t>Size L:</w:t>
+      </w:r>
+      <w:r>
+        <w:rPr>
+          <w:rFonts w:ascii="Times New Roman" w:eastAsia="Times New Roman" w:hAnsi="Times New Roman" w:cs="Times New Roman"/>
+          <w:sz w:val="24"/>
+          <w:szCs w:val="24"/>
+        </w:rPr>
+        <w:t xml:space="preserve"> Cân nặng 66 - 75kg | Chiều cao 1m71 - 1m80</w:t>
+      </w:r>
+    </w:p>
+    <w:p>
+      <w:pPr>
+        <w:numPr>
+          <w:ilvl w:val="0"/>
+          <w:numId w:val="9"/>
+        </w:numPr>
+        <w:spacing w:before="100" w:beforeAutospacing="1" w:after="100" w:afterAutospacing="1" w:line="240" w:lineRule="auto"/>
+        <w:rPr>
+          <w:rFonts w:ascii="Times New Roman" w:eastAsia="Times New Roman" w:hAnsi="Times New Roman" w:cs="Times New Roman"/>
+          <w:sz w:val="24"/>
+          <w:szCs w:val="24"/>
+        </w:rPr>
+      </w:pPr>
+      <w:r>
+        <w:rPr>
+          <w:rFonts w:ascii="Times New Roman" w:eastAsia="Times New Roman" w:hAnsi="Times New Roman" w:cs="Times New Roman"/>
+          <w:b/>
+          <w:bCs/>
+          <w:sz w:val="24"/>
+          <w:szCs w:val="24"/>
+        </w:rPr>
+        <w:t>Size XL:</w:t>
+      </w:r>
+      <w:r>
+        <w:rPr>
+          <w:rFonts w:ascii="Times New Roman" w:eastAsia="Times New Roman" w:hAnsi="Times New Roman" w:cs="Times New Roman"/>
+          <w:sz w:val="24"/>
+          <w:szCs w:val="24"/>
+        </w:rPr>
+        <w:t xml:space="preserve"> Cân nặng 76 - 85kg | Chiều cao 1m81 - 1m90</w:t>
+      </w:r>
+    </w:p>
+    <w:p>
+      <w:pPr>
+        <w:numPr>
+          <w:ilvl w:val="0"/>
+          <w:numId w:val="9"/>
+        </w:numPr>
+        <w:spacing w:before="100" w:beforeAutospacing="1" w:after="100" w:afterAutospacing="1" w:line="240" w:lineRule="auto"/>
+        <w:rPr>
+          <w:rFonts w:ascii="Times New Roman" w:eastAsia="Times New Roman" w:hAnsi="Times New Roman" w:cs="Times New Roman"/>
+          <w:sz w:val="24"/>
+          <w:szCs w:val="24"/>
+        </w:rPr>
+      </w:pPr>
+      <w:r>
+        <w:rPr>
+          <w:rFonts w:ascii="Times New Roman" w:eastAsia="Times New Roman" w:hAnsi="Times New Roman" w:cs="Times New Roman"/>
+          <w:b/>
+          <w:bCs/>
+          <w:sz w:val="24"/>
+          <w:szCs w:val="24"/>
+        </w:rPr>
+        <w:t>Lưu ý:</w:t>
+      </w:r>
+      <w:r>
+        <w:rPr>
+          <w:rFonts w:ascii="Times New Roman" w:eastAsia="Times New Roman" w:hAnsi="Times New Roman" w:cs="Times New Roman"/>
+          <w:sz w:val="24"/>
+          <w:szCs w:val="24"/>
+        </w:rPr>
+        <w:t xml:space="preserve"> Nếu thông số nằm giữa 2 size, ưu tiên chọn size theo cân nặng để mặc thoải mái hơn.</w:t>
+      </w:r>
+    </w:p>
+    <w:p>
+      <w:pPr>
+        <w:spacing w:before="100" w:beforeAutospacing="1" w:after="100" w:afterAutospacing="1" w:line="240" w:lineRule="auto"/>
+        <w:rPr>
+          <w:rFonts w:ascii="Times New Roman" w:eastAsia="Times New Roman" w:hAnsi="Times New Roman" w:cs="Times New Roman"/>
+          <w:sz w:val="24"/>
+          <w:szCs w:val="24"/>
+        </w:rPr>
+      </w:pPr>
+    </w:p>
+    <w:p>
+      <w:pPr>
+        <w:pStyle w:val="Heading1"/>
+        <w:rPr>
+          <w:rFonts w:eastAsia="Times New Roman"/>
+        </w:rPr>
+      </w:pPr>
+      <w:r>
+        <w:rPr>
+          <w:rFonts w:eastAsia="Times New Roman"/>
+        </w:rPr>
+        <w:t>BẢNG QUY ĐỔI SIZE RIÊNG CHO Quần Jogger Nỉ Ống Suông</w:t>
+      </w:r>
+      <w:r>
+        <w:rPr>
+          <w:rFonts w:eastAsia="Times New Roman"/>
+        </w:rPr>
+        <w:t xml:space="preserve">, </w:t>
+      </w:r>
+      <w:r>
+        <w:rPr>
+          <w:rFonts w:eastAsia="Times New Roman"/>
+        </w:rPr>
+        <w:t>Quần Short Khaki Basic</w:t>
+      </w:r>
+      <w:r>
+        <w:rPr>
+          <w:rFonts w:eastAsia="Times New Roman"/>
+        </w:rPr>
+        <w:t xml:space="preserve">, </w:t>
+      </w:r>
+      <w:r>
+        <w:rPr>
+          <w:rFonts w:eastAsia="Times New Roman"/>
+        </w:rPr>
+        <w:t>Quần Jean Cạp Cao Ống Rộng</w:t>
+      </w:r>
+      <w:r>
+        <w:rPr>
+          <w:rFonts w:eastAsia="Times New Roman"/>
+        </w:rPr>
+        <w:t xml:space="preserve">, </w:t>
+      </w:r>
+      <w:r>
+        <w:rPr>
+          <w:rFonts w:eastAsia="Times New Roman"/>
+        </w:rPr>
+        <w:t>Quần Tây Âu Slimfit</w:t>
+      </w:r>
+      <w:r>
+        <w:rPr>
+          <w:rFonts w:eastAsia="Times New Roman"/>
+        </w:rPr>
+        <w:t xml:space="preserve">, </w:t>
+      </w:r>
+      <w:r>
+        <w:rPr>
+          <w:rFonts w:eastAsia="Times New Roman"/>
+        </w:rPr>
+        <w:t>Áo Polo Khóa Kéo</w:t>
+      </w:r>
+      <w:r>
+        <w:rPr>
+          <w:rFonts w:eastAsia="Times New Roman"/>
+        </w:rPr>
+        <w:t xml:space="preserve">, </w:t>
+      </w:r>
+      <w:r>
+        <w:rPr>
+          <w:rFonts w:eastAsia="Times New Roman"/>
+        </w:rPr>
+        <w:t>Áo Sơ Mi Linen</w:t>
+      </w:r>
+      <w:r>
+        <w:rPr>
+          <w:rFonts w:eastAsia="Times New Roman"/>
+        </w:rPr>
+        <w:t xml:space="preserve">, </w:t>
+      </w:r>
+      <w:r>
+        <w:rPr>
+          <w:rFonts w:eastAsia="Times New Roman"/>
+        </w:rPr>
+        <w:t>Áo Thun Cổ V</w:t>
+      </w:r>
+    </w:p>
+    <w:p>
+      <w:pPr>
+        <w:numPr>
+          <w:ilvl w:val="0"/>
+          <w:numId w:val="9"/>
+        </w:numPr>
+        <w:spacing w:before="100" w:beforeAutospacing="1" w:after="100" w:afterAutospacing="1" w:line="240" w:lineRule="auto"/>
+        <w:rPr>
+          <w:rFonts w:ascii="Times New Roman" w:eastAsia="Times New Roman" w:hAnsi="Times New Roman" w:cs="Times New Roman"/>
+          <w:sz w:val="24"/>
+          <w:szCs w:val="24"/>
+        </w:rPr>
+      </w:pPr>
+      <w:r>
+        <w:rPr>
+          <w:rFonts w:ascii="Times New Roman" w:eastAsia="Times New Roman" w:hAnsi="Times New Roman" w:cs="Times New Roman"/>
+          <w:b/>
+          <w:bCs/>
+          <w:sz w:val="24"/>
+          <w:szCs w:val="24"/>
+        </w:rPr>
+        <w:t>Size S:</w:t>
+      </w:r>
+      <w:r>
+        <w:rPr>
+          <w:rFonts w:ascii="Times New Roman" w:eastAsia="Times New Roman" w:hAnsi="Times New Roman" w:cs="Times New Roman"/>
+          <w:sz w:val="24"/>
+          <w:szCs w:val="24"/>
+        </w:rPr>
+        <w:t xml:space="preserve"> Cân nặng 45 - 55kg | Chiều cao 1m50 - 1m60</w:t>
+      </w:r>
+    </w:p>
+    <w:p>
+      <w:pPr>
+        <w:numPr>
+          <w:ilvl w:val="0"/>
+          <w:numId w:val="9"/>
+        </w:numPr>
+        <w:spacing w:before="100" w:beforeAutospacing="1" w:after="100" w:afterAutospacing="1" w:line="240" w:lineRule="auto"/>
+        <w:rPr>
+          <w:rFonts w:ascii="Times New Roman" w:eastAsia="Times New Roman" w:hAnsi="Times New Roman" w:cs="Times New Roman"/>
+          <w:sz w:val="24"/>
+          <w:szCs w:val="24"/>
+        </w:rPr>
+      </w:pPr>
+      <w:r>
+        <w:rPr>
+          <w:rFonts w:ascii="Times New Roman" w:eastAsia="Times New Roman" w:hAnsi="Times New Roman" w:cs="Times New Roman"/>
+          <w:b/>
+          <w:bCs/>
+          <w:sz w:val="24"/>
+          <w:szCs w:val="24"/>
+        </w:rPr>
+        <w:t>Size M:</w:t>
+      </w:r>
+      <w:r>
+        <w:rPr>
+          <w:rFonts w:ascii="Times New Roman" w:eastAsia="Times New Roman" w:hAnsi="Times New Roman" w:cs="Times New Roman"/>
+          <w:sz w:val="24"/>
+          <w:szCs w:val="24"/>
+        </w:rPr>
+        <w:t xml:space="preserve"> Cân nặng 56 - 65kg | Chiều cao 1m61 - 1m70</w:t>
+      </w:r>
+    </w:p>
+    <w:p>
+      <w:pPr>
+        <w:numPr>
+          <w:ilvl w:val="0"/>
+          <w:numId w:val="9"/>
+        </w:numPr>
+        <w:spacing w:before="100" w:beforeAutospacing="1" w:after="100" w:afterAutospacing="1" w:line="240" w:lineRule="auto"/>
+        <w:rPr>
+          <w:rFonts w:ascii="Times New Roman" w:eastAsia="Times New Roman" w:hAnsi="Times New Roman" w:cs="Times New Roman"/>
+          <w:sz w:val="24"/>
+          <w:szCs w:val="24"/>
+        </w:rPr>
+      </w:pPr>
+      <w:r>
+        <w:rPr>
+          <w:rFonts w:ascii="Times New Roman" w:eastAsia="Times New Roman" w:hAnsi="Times New Roman" w:cs="Times New Roman"/>
+          <w:b/>
+          <w:bCs/>
+          <w:sz w:val="24"/>
+          <w:szCs w:val="24"/>
+        </w:rPr>
+        <w:t>Size L:</w:t>
+      </w:r>
+      <w:r>
+        <w:rPr>
+          <w:rFonts w:ascii="Times New Roman" w:eastAsia="Times New Roman" w:hAnsi="Times New Roman" w:cs="Times New Roman"/>
+          <w:sz w:val="24"/>
+          <w:szCs w:val="24"/>
+        </w:rPr>
+        <w:t xml:space="preserve"> Cân nặng 66 - 75kg | Chiều cao 1m71 - 1m80</w:t>
+      </w:r>
+    </w:p>
+    <w:p>
+      <w:pPr>
+        <w:numPr>
+          <w:ilvl w:val="0"/>
+          <w:numId w:val="9"/>
+        </w:numPr>
+        <w:spacing w:before="100" w:beforeAutospacing="1" w:after="100" w:afterAutospacing="1" w:line="240" w:lineRule="auto"/>
+        <w:rPr>
+          <w:rFonts w:ascii="Times New Roman" w:eastAsia="Times New Roman" w:hAnsi="Times New Roman" w:cs="Times New Roman"/>
+          <w:sz w:val="24"/>
+          <w:szCs w:val="24"/>
+        </w:rPr>
+      </w:pPr>
+      <w:r>
+        <w:rPr>
+          <w:rFonts w:ascii="Times New Roman" w:eastAsia="Times New Roman" w:hAnsi="Times New Roman" w:cs="Times New Roman"/>
+          <w:b/>
+          <w:bCs/>
+          <w:sz w:val="24"/>
+          <w:szCs w:val="24"/>
+        </w:rPr>
+        <w:t>Size XL:</w:t>
+      </w:r>
+      <w:r>
+        <w:rPr>
+          <w:rFonts w:ascii="Times New Roman" w:eastAsia="Times New Roman" w:hAnsi="Times New Roman" w:cs="Times New Roman"/>
+          <w:sz w:val="24"/>
+          <w:szCs w:val="24"/>
+        </w:rPr>
+        <w:t xml:space="preserve"> Cân nặng 76 - 85kg | Chiều cao 1m81 - 1m90</w:t>
+      </w:r>
+    </w:p>
+    <w:p>
+      <w:pPr>
+        <w:numPr>
+          <w:ilvl w:val="0"/>
+          <w:numId w:val="9"/>
+        </w:numPr>
+        <w:spacing w:before="100" w:beforeAutospacing="1" w:after="100" w:afterAutospacing="1" w:line="240" w:lineRule="auto"/>
+        <w:rPr>
+          <w:rFonts w:ascii="Times New Roman" w:eastAsia="Times New Roman" w:hAnsi="Times New Roman" w:cs="Times New Roman"/>
+          <w:sz w:val="24"/>
+          <w:szCs w:val="24"/>
+        </w:rPr>
+      </w:pPr>
+      <w:r>
+        <w:rPr>
+          <w:rFonts w:ascii="Times New Roman" w:eastAsia="Times New Roman" w:hAnsi="Times New Roman" w:cs="Times New Roman"/>
+          <w:b/>
+          <w:bCs/>
+          <w:sz w:val="24"/>
+          <w:szCs w:val="24"/>
+        </w:rPr>
+        <w:t>Lưu ý:</w:t>
+      </w:r>
+      <w:r>
+        <w:rPr>
+          <w:rFonts w:ascii="Times New Roman" w:eastAsia="Times New Roman" w:hAnsi="Times New Roman" w:cs="Times New Roman"/>
+          <w:sz w:val="24"/>
+          <w:szCs w:val="24"/>
+        </w:rPr>
+        <w:t xml:space="preserve"> Nếu thông số nằm giữa 2 size, ưu tiên chọn size theo cân nặng để mặc thoải mái hơn.</w:t>
+      </w:r>
+    </w:p>
+    <w:p>
+      <w:pPr>
+        <w:spacing w:before="100" w:beforeAutospacing="1" w:after="100" w:afterAutospacing="1" w:line="240" w:lineRule="auto"/>
+        <w:ind w:left="720"/>
+        <w:rPr>
+          <w:rFonts w:ascii="Times New Roman" w:eastAsia="Times New Roman" w:hAnsi="Times New Roman" w:cs="Times New Roman"/>
+          <w:sz w:val="24"/>
+          <w:szCs w:val="24"/>
+        </w:rPr>
+      </w:pPr>
+    </w:p>
+    <w:p>
+      <w:pPr>
+        <w:keepNext/>
+        <w:keepLines/>
+        <w:spacing w:before="240" w:after="0"/>
+        <w:outlineLvl w:val="0"/>
+        <w:rPr>
+          <w:rFonts w:asciiTheme="majorHAnsi" w:eastAsia="Times New Roman" w:hAnsiTheme="majorHAnsi" w:cstheme="majorBidi"/>
+          <w:color w:val="2E74B5" w:themeColor="accent1" w:themeShade="BF"/>
+          <w:sz w:val="32"/>
+          <w:szCs w:val="32"/>
+        </w:rPr>
+      </w:pPr>
+      <w:r>
+        <w:rPr>
+          <w:rFonts w:asciiTheme="majorHAnsi" w:eastAsia="Times New Roman" w:hAnsiTheme="majorHAnsi" w:cstheme="majorBidi"/>
+          <w:color w:val="2E74B5" w:themeColor="accent1" w:themeShade="BF"/>
+          <w:sz w:val="32"/>
+          <w:szCs w:val="32"/>
+        </w:rPr>
+        <w:t xml:space="preserve">BẢNG QUY ĐỔI SIZE RIÊNG CHO </w:t>
+      </w:r>
       <w:bookmarkStart w:id="0" w:name="_GoBack"/>
       <w:bookmarkEnd w:id="0"/>
       <w:r>
         <w:rPr>
-          <w:rFonts w:eastAsia="Times New Roman"/>
+          <w:rFonts w:asciiTheme="majorHAnsi" w:eastAsia="Times New Roman" w:hAnsiTheme="majorHAnsi" w:cstheme="majorBidi"/>
+          <w:color w:val="2E74B5" w:themeColor="accent1" w:themeShade="BF"/>
+          <w:sz w:val="32"/>
+          <w:szCs w:val="32"/>
+        </w:rPr>
+        <w:t>Áo Hoodie Nỉ Bông</w:t>
+      </w:r>
+    </w:p>
+    <w:p>
+      <w:pPr>
+        <w:numPr>
+          <w:ilvl w:val="0"/>
+          <w:numId w:val="9"/>
+        </w:numPr>
+        <w:spacing w:before="100" w:beforeAutospacing="1" w:after="100" w:afterAutospacing="1" w:line="240" w:lineRule="auto"/>
+        <w:rPr>
+          <w:rFonts w:ascii="Times New Roman" w:eastAsia="Times New Roman" w:hAnsi="Times New Roman" w:cs="Times New Roman"/>
+          <w:sz w:val="24"/>
+          <w:szCs w:val="24"/>
+        </w:rPr>
+      </w:pPr>
+      <w:r>
+        <w:rPr>
+          <w:rFonts w:ascii="Times New Roman" w:eastAsia="Times New Roman" w:hAnsi="Times New Roman" w:cs="Times New Roman"/>
+          <w:b/>
+          <w:bCs/>
+          <w:sz w:val="24"/>
+          <w:szCs w:val="24"/>
+        </w:rPr>
+        <w:t xml:space="preserve">Size </w:t>
+      </w:r>
+      <w:r>
+        <w:rPr>
+          <w:rFonts w:ascii="Times New Roman" w:eastAsia="Times New Roman" w:hAnsi="Times New Roman" w:cs="Times New Roman"/>
+          <w:b/>
+          <w:bCs/>
+          <w:sz w:val="24"/>
+          <w:szCs w:val="24"/>
+        </w:rPr>
+        <w:t>S</w:t>
+      </w:r>
+      <w:r>
+        <w:rPr>
+          <w:rFonts w:ascii="Times New Roman" w:eastAsia="Times New Roman" w:hAnsi="Times New Roman" w:cs="Times New Roman"/>
+          <w:b/>
+          <w:bCs/>
+          <w:sz w:val="24"/>
+          <w:szCs w:val="24"/>
+        </w:rPr>
+        <w:t>:</w:t>
+      </w:r>
+      <w:r>
+        <w:rPr>
+          <w:rFonts w:ascii="Times New Roman" w:eastAsia="Times New Roman" w:hAnsi="Times New Roman" w:cs="Times New Roman"/>
+          <w:sz w:val="24"/>
+          <w:szCs w:val="24"/>
+        </w:rPr>
+        <w:t xml:space="preserve"> Cân nặng </w:t>
+      </w:r>
+      <w:r>
+        <w:rPr>
+          <w:rFonts w:ascii="Times New Roman" w:eastAsia="Times New Roman" w:hAnsi="Times New Roman" w:cs="Times New Roman"/>
+          <w:sz w:val="24"/>
+          <w:szCs w:val="24"/>
+        </w:rPr>
+        <w:t>45</w:t>
+      </w:r>
+      <w:r>
+        <w:rPr>
+          <w:rFonts w:ascii="Times New Roman" w:eastAsia="Times New Roman" w:hAnsi="Times New Roman" w:cs="Times New Roman"/>
+          <w:sz w:val="24"/>
+          <w:szCs w:val="24"/>
         </w:rPr>
         <w:t xml:space="preserve"> </w:t>
       </w:r>
+      <w:r>
+        <w:rPr>
+          <w:rFonts w:ascii="Times New Roman" w:eastAsia="Times New Roman" w:hAnsi="Times New Roman" w:cs="Times New Roman"/>
+          <w:sz w:val="24"/>
+          <w:szCs w:val="24"/>
+        </w:rPr>
+        <w:t>- 65kg | Chiều cao 1m</w:t>
+      </w:r>
+      <w:r>
+        <w:rPr>
+          <w:rFonts w:ascii="Times New Roman" w:eastAsia="Times New Roman" w:hAnsi="Times New Roman" w:cs="Times New Roman"/>
+          <w:sz w:val="24"/>
+          <w:szCs w:val="24"/>
+        </w:rPr>
+        <w:t>50</w:t>
+      </w:r>
+      <w:r>
+        <w:rPr>
+          <w:rFonts w:ascii="Times New Roman" w:eastAsia="Times New Roman" w:hAnsi="Times New Roman" w:cs="Times New Roman"/>
+          <w:sz w:val="24"/>
+          <w:szCs w:val="24"/>
+        </w:rPr>
+        <w:t xml:space="preserve"> - 1m70</w:t>
+      </w:r>
     </w:p>
     <w:p>
       <w:pPr>
@@ -2153,15 +2704,35 @@
           <w:sz w:val="24"/>
           <w:szCs w:val="24"/>
         </w:rPr>
-        <w:t>Size S:</w:t>
-      </w:r>
-      <w:r>
-        <w:rPr>
-          <w:rFonts w:ascii="Times New Roman" w:eastAsia="Times New Roman" w:hAnsi="Times New Roman" w:cs="Times New Roman"/>
-          <w:sz w:val="24"/>
-          <w:szCs w:val="24"/>
-        </w:rPr>
-        <w:t xml:space="preserve"> Cân nặng 45 - 55kg | Chiều cao 1m50 - 1m60</w:t>
+        <w:t xml:space="preserve">Size </w:t>
+      </w:r>
+      <w:r>
+        <w:rPr>
+          <w:rFonts w:ascii="Times New Roman" w:eastAsia="Times New Roman" w:hAnsi="Times New Roman" w:cs="Times New Roman"/>
+          <w:b/>
+          <w:bCs/>
+          <w:sz w:val="24"/>
+          <w:szCs w:val="24"/>
+        </w:rPr>
+        <w:t>M</w:t>
+      </w:r>
+      <w:r>
+        <w:rPr>
+          <w:rFonts w:ascii="Times New Roman" w:eastAsia="Times New Roman" w:hAnsi="Times New Roman" w:cs="Times New Roman"/>
+          <w:b/>
+          <w:bCs/>
+          <w:sz w:val="24"/>
+          <w:szCs w:val="24"/>
+        </w:rPr>
+        <w:t>:</w:t>
+      </w:r>
+      <w:r>
+        <w:rPr>
+          <w:rFonts w:ascii="Times New Roman" w:eastAsia="Times New Roman" w:hAnsi="Times New Roman" w:cs="Times New Roman"/>
+          <w:sz w:val="24"/>
+          <w:szCs w:val="24"/>
+        </w:rPr>
+        <w:t xml:space="preserve"> Cân nặng 66 - 75kg | Chiều cao 1m71 - 1m80</w:t>
       </w:r>
     </w:p>
     <w:p>
@@ -2185,15 +2756,15 @@
           <w:sz w:val="24"/>
           <w:szCs w:val="24"/>
         </w:rPr>
-        <w:t>Size M:</w:t>
-      </w:r>
-      <w:r>
-        <w:rPr>
-          <w:rFonts w:ascii="Times New Roman" w:eastAsia="Times New Roman" w:hAnsi="Times New Roman" w:cs="Times New Roman"/>
-          <w:sz w:val="24"/>
-          <w:szCs w:val="24"/>
-        </w:rPr>
-        <w:t xml:space="preserve"> Cân nặng 56 - 65kg | Chiều cao 1m61 - 1m70</w:t>
+        <w:t>Size L:</w:t>
+      </w:r>
+      <w:r>
+        <w:rPr>
+          <w:rFonts w:ascii="Times New Roman" w:eastAsia="Times New Roman" w:hAnsi="Times New Roman" w:cs="Times New Roman"/>
+          <w:sz w:val="24"/>
+          <w:szCs w:val="24"/>
+        </w:rPr>
+        <w:t xml:space="preserve"> Cân nặng 76 - 85kg | Chiều cao 1m81 - 1m90</w:t>
       </w:r>
     </w:p>
     <w:p>
@@ -2217,70 +2788,6 @@
           <w:sz w:val="24"/>
           <w:szCs w:val="24"/>
         </w:rPr>
-        <w:t>Size L:</w:t>
-      </w:r>
-      <w:r>
-        <w:rPr>
-          <w:rFonts w:ascii="Times New Roman" w:eastAsia="Times New Roman" w:hAnsi="Times New Roman" w:cs="Times New Roman"/>
-          <w:sz w:val="24"/>
-          <w:szCs w:val="24"/>
-        </w:rPr>
-        <w:t xml:space="preserve"> Cân nặng 66 - 75kg | Chiều cao 1m71 - 1m80</w:t>
-      </w:r>
-    </w:p>
-    <w:p>
-      <w:pPr>
-        <w:numPr>
-          <w:ilvl w:val="0"/>
-          <w:numId w:val="9"/>
-        </w:numPr>
-        <w:spacing w:before="100" w:beforeAutospacing="1" w:after="100" w:afterAutospacing="1" w:line="240" w:lineRule="auto"/>
-        <w:rPr>
-          <w:rFonts w:ascii="Times New Roman" w:eastAsia="Times New Roman" w:hAnsi="Times New Roman" w:cs="Times New Roman"/>
-          <w:sz w:val="24"/>
-          <w:szCs w:val="24"/>
-        </w:rPr>
-      </w:pPr>
-      <w:r>
-        <w:rPr>
-          <w:rFonts w:ascii="Times New Roman" w:eastAsia="Times New Roman" w:hAnsi="Times New Roman" w:cs="Times New Roman"/>
-          <w:b/>
-          <w:bCs/>
-          <w:sz w:val="24"/>
-          <w:szCs w:val="24"/>
-        </w:rPr>
-        <w:t>Size XL:</w:t>
-      </w:r>
-      <w:r>
-        <w:rPr>
-          <w:rFonts w:ascii="Times New Roman" w:eastAsia="Times New Roman" w:hAnsi="Times New Roman" w:cs="Times New Roman"/>
-          <w:sz w:val="24"/>
-          <w:szCs w:val="24"/>
-        </w:rPr>
-        <w:t xml:space="preserve"> Cân nặng 76 - 85kg | Chiều cao 1m81 - 1m90</w:t>
-      </w:r>
-    </w:p>
-    <w:p>
-      <w:pPr>
-        <w:numPr>
-          <w:ilvl w:val="0"/>
-          <w:numId w:val="9"/>
-        </w:numPr>
-        <w:spacing w:before="100" w:beforeAutospacing="1" w:after="100" w:afterAutospacing="1" w:line="240" w:lineRule="auto"/>
-        <w:rPr>
-          <w:rFonts w:ascii="Times New Roman" w:eastAsia="Times New Roman" w:hAnsi="Times New Roman" w:cs="Times New Roman"/>
-          <w:sz w:val="24"/>
-          <w:szCs w:val="24"/>
-        </w:rPr>
-      </w:pPr>
-      <w:r>
-        <w:rPr>
-          <w:rFonts w:ascii="Times New Roman" w:eastAsia="Times New Roman" w:hAnsi="Times New Roman" w:cs="Times New Roman"/>
-          <w:b/>
-          <w:bCs/>
-          <w:sz w:val="24"/>
-          <w:szCs w:val="24"/>
-        </w:rPr>
         <w:t>Lưu ý:</w:t>
       </w:r>
       <w:r>
@@ -2292,6 +2799,7 @@
         <w:t xml:space="preserve"> Nếu thông số nằm giữa 2 size, ưu tiên chọn size theo cân nặng để mặc thoải mái hơn.</w:t>
       </w:r>
     </w:p>
+    <w:p/>
     <w:p>
       <w:pPr>
         <w:pStyle w:val="Heading1"/>
@@ -2312,6 +2820,7 @@
     </w:p>
     <w:p>
       <w:r>
+        <w:lastRenderedPageBreak/>
         <w:t>Quy trình: Khách hàng liên hệ với shop qua tin nhắn, gửi ảnh lỗi hoặc lý do đổi, shop sẽ hướng dẫn địa chỉ gửi hàng.</w:t>
       </w:r>
     </w:p>
@@ -2379,7 +2888,6 @@
     </w:p>
     <w:p>
       <w:r>
-        <w:lastRenderedPageBreak/>
         <w:t>Trả lời: Dạ cho em hỏi lại là sản phẩm tên là gì ạ.</w:t>
       </w:r>
     </w:p>
@@ -4624,7 +5132,7 @@
   <w:style w:type="paragraph" w:default="1" w:styleId="Normal">
     <w:name w:val="Normal"/>
     <w:qFormat/>
-    <w:rsid w:val="0016040A"/>
+    <w:rsid w:val="00016734"/>
   </w:style>
   <w:style w:type="paragraph" w:styleId="Heading1">
     <w:name w:val="heading 1"/>
@@ -5232,7 +5740,7 @@
 </file>
 
 <file path=customXml/itemProps1.xml><?xml version="1.0" encoding="utf-8"?>
-<ds:datastoreItem xmlns:ds="http://schemas.openxmlformats.org/officeDocument/2006/customXml" ds:itemID="{1F6C33E8-33CE-4709-B840-283CB2A1A9FE}">
+<ds:datastoreItem xmlns:ds="http://schemas.openxmlformats.org/officeDocument/2006/customXml" ds:itemID="{B9007634-9FB1-4BAA-9323-A05D92C04934}">
   <ds:schemaRefs>
     <ds:schemaRef ds:uri="http://schemas.openxmlformats.org/officeDocument/2006/bibliography"/>
   </ds:schemaRefs>
